--- a/docs/UniRide_Technical_Documentation.docx
+++ b/docs/UniRide_Technical_Documentation.docx
@@ -2660,7 +2660,7 @@
         <w:spacing w:after="160"/>
       </w:pPr>
       <w:r>
-        <w:t xml:space="preserve">The following activity diagram describes the main flow of a booking request, from the ride search to the driver's confirmation or rejection:</w:t>
+        <w:t xml:space="preserve">The following activity diagram describes the main flow of a booking request, from the ride search to the driver's confirmation, rejection, or automatic expiration if no response arrives within 24 hours:</w:t>
       </w:r>
     </w:p>
     <w:p>
@@ -2671,7 +2671,7 @@
       <w:r>
         <w:drawing>
           <wp:inline distT="0" distB="0" distL="0" distR="0">
-            <wp:extent cx="4146193" cy="8500001"/>
+            <wp:extent cx="5154373" cy="8499999"/>
             <wp:effectExtent t="0" r="0" b="0" l="0"/>
             <wp:docPr id="1" name="" descr="" title=""/>
             <wp:cNvGraphicFramePr>
@@ -2696,7 +2696,7 @@
                   <pic:spPr bwMode="auto">
                     <a:xfrm>
                       <a:off x="0" y="0"/>
-                      <a:ext cx="4146193" cy="8500001"/>
+                      <a:ext cx="5154373" cy="8499999"/>
                     </a:xfrm>
                     <a:prstGeom prst="rect">
                       <a:avLst/>
@@ -2739,7 +2739,7 @@
         <w:spacing w:after="160"/>
       </w:pPr>
       <w:r>
-        <w:t xml:space="preserve">The system's main branch is described in the following sequence diagram, extended from login to the booking request: the student logs in (LoginController verifies the credentials via StudentDAO and opens the session), navigates to 'Cerca Passaggio', obtains the available results from RideDAO, and finally selects a ride. SearchRideController validates the request against the session and the Ride's state, reserves the seat, creates a Booking in the REQUESTED state and persists it; the notification to the passenger (Observer Pattern) is modeled as an asynchronous call.</w:t>
+        <w:t xml:space="preserve">The system's main branch is described in the following sequence diagram, extended from login to the booking request: the student logs in (LoginController verifies the credentials via StudentDAO and opens the session), navigates to 'Cerca Passaggio', obtains the available results from RideDAO, and finally selects a ride. SearchRideController validates the request against the session and the Ride's state, reserves the seat, creates a Booking in the REQUESTED state and persists it; the notifications to the passenger and to the driver (Observer Pattern) are both modeled as asynchronous calls.</w:t>
       </w:r>
     </w:p>
     <w:p>
@@ -2750,7 +2750,7 @@
       <w:r>
         <w:drawing>
           <wp:inline distT="0" distB="0" distL="0" distR="0">
-            <wp:extent cx="5715000" cy="3775982"/>
+            <wp:extent cx="5715000" cy="3907194"/>
             <wp:effectExtent t="0" r="0" b="0" l="0"/>
             <wp:docPr id="1" name="" descr="" title=""/>
             <wp:cNvGraphicFramePr>
@@ -2775,7 +2775,7 @@
                   <pic:spPr bwMode="auto">
                     <a:xfrm>
                       <a:off x="0" y="0"/>
-                      <a:ext cx="5715000" cy="3775982"/>
+                      <a:ext cx="5715000" cy="3907194"/>
                     </a:xfrm>
                     <a:prstGeom prst="rect">
                       <a:avLst/>

--- a/docs/UniRide_Technical_Documentation.docx
+++ b/docs/UniRide_Technical_Documentation.docx
@@ -2671,7 +2671,7 @@
       <w:r>
         <w:drawing>
           <wp:inline distT="0" distB="0" distL="0" distR="0">
-            <wp:extent cx="5154373" cy="8499999"/>
+            <wp:extent cx="5213563" cy="8500000"/>
             <wp:effectExtent t="0" r="0" b="0" l="0"/>
             <wp:docPr id="1" name="" descr="" title=""/>
             <wp:cNvGraphicFramePr>
@@ -2696,7 +2696,7 @@
                   <pic:spPr bwMode="auto">
                     <a:xfrm>
                       <a:off x="0" y="0"/>
-                      <a:ext cx="5154373" cy="8499999"/>
+                      <a:ext cx="5213563" cy="8500000"/>
                     </a:xfrm>
                     <a:prstGeom prst="rect">
                       <a:avLst/>

--- a/docs/UniRide_Technical_Documentation.docx
+++ b/docs/UniRide_Technical_Documentation.docx
@@ -3697,7 +3697,7 @@
                 <w:sz w:val="20"/>
                 <w:szCs w:val="20"/>
               </w:rPr>
-              <w:t xml:space="preserve">Contenuto</w:t>
+              <w:t xml:space="preserve">Content</w:t>
             </w:r>
           </w:p>
         </w:tc>
@@ -3909,7 +3909,7 @@
                 <w:sz w:val="20"/>
                 <w:szCs w:val="20"/>
               </w:rPr>
-              <w:t xml:space="preserve">Tabella</w:t>
+              <w:t xml:space="preserve">Table</w:t>
             </w:r>
           </w:p>
         </w:tc>
@@ -3933,7 +3933,7 @@
                 <w:sz w:val="20"/>
                 <w:szCs w:val="20"/>
               </w:rPr>
-              <w:t xml:space="preserve">Contenuto</w:t>
+              <w:t xml:space="preserve">Content</w:t>
             </w:r>
           </w:p>
         </w:tc>

--- a/docs/UniRide_Technical_Documentation.docx
+++ b/docs/UniRide_Technical_Documentation.docx
@@ -171,7 +171,7 @@
       <w:r>
         <w:t xml:space="preserve">3. DESIGN</w:t>
         <w:ptab w:alignment="right" w:relativeTo="margin" w:leader="dot"/>
-        <w:t xml:space="preserve">8</w:t>
+        <w:t xml:space="preserve">9</w:t>
       </w:r>
     </w:p>
     <w:p>
@@ -182,7 +182,7 @@
       <w:r>
         <w:t xml:space="preserve">3.1. Class Diagram — VOPC (Analysis)</w:t>
         <w:ptab w:alignment="right" w:relativeTo="margin" w:leader="dot"/>
-        <w:t xml:space="preserve">8</w:t>
+        <w:t xml:space="preserve">9</w:t>
       </w:r>
     </w:p>
     <w:p>
@@ -193,7 +193,7 @@
       <w:r>
         <w:t xml:space="preserve">3.2. Class Diagram — Design Level</w:t>
         <w:ptab w:alignment="right" w:relativeTo="margin" w:leader="dot"/>
-        <w:t xml:space="preserve">12</w:t>
+        <w:t xml:space="preserve">14</w:t>
       </w:r>
     </w:p>
     <w:p>
@@ -204,7 +204,7 @@
       <w:r>
         <w:t xml:space="preserve">3.3. Design Patterns</w:t>
         <w:ptab w:alignment="right" w:relativeTo="margin" w:leader="dot"/>
-        <w:t xml:space="preserve">13</w:t>
+        <w:t xml:space="preserve">15</w:t>
       </w:r>
     </w:p>
     <w:p>
@@ -215,7 +215,7 @@
       <w:r>
         <w:t xml:space="preserve">3.4. Activity Diagram</w:t>
         <w:ptab w:alignment="right" w:relativeTo="margin" w:leader="dot"/>
-        <w:t xml:space="preserve">14</w:t>
+        <w:t xml:space="preserve">16</w:t>
       </w:r>
     </w:p>
     <w:p>
@@ -226,7 +226,7 @@
       <w:r>
         <w:t xml:space="preserve">3.5. Sequence Diagram</w:t>
         <w:ptab w:alignment="right" w:relativeTo="margin" w:leader="dot"/>
-        <w:t xml:space="preserve">16</w:t>
+        <w:t xml:space="preserve">18</w:t>
       </w:r>
     </w:p>
     <w:p>
@@ -237,7 +237,7 @@
       <w:r>
         <w:t xml:space="preserve">3.6. State Diagram</w:t>
         <w:ptab w:alignment="right" w:relativeTo="margin" w:leader="dot"/>
-        <w:t xml:space="preserve">16</w:t>
+        <w:t xml:space="preserve">18</w:t>
       </w:r>
     </w:p>
     <w:p>
@@ -248,7 +248,7 @@
       <w:r>
         <w:t xml:space="preserve">4. TESTING</w:t>
         <w:ptab w:alignment="right" w:relativeTo="margin" w:leader="dot"/>
-        <w:t xml:space="preserve">17</w:t>
+        <w:t xml:space="preserve">19</w:t>
       </w:r>
     </w:p>
     <w:p>
@@ -259,7 +259,7 @@
       <w:r>
         <w:t xml:space="preserve">5. EXCEPTIONS</w:t>
         <w:ptab w:alignment="right" w:relativeTo="margin" w:leader="dot"/>
-        <w:t xml:space="preserve">18</w:t>
+        <w:t xml:space="preserve">20</w:t>
       </w:r>
     </w:p>
     <w:p>
@@ -270,7 +270,7 @@
       <w:r>
         <w:t xml:space="preserve">6. DATABASES</w:t>
         <w:ptab w:alignment="right" w:relativeTo="margin" w:leader="dot"/>
-        <w:t xml:space="preserve">19</w:t>
+        <w:t xml:space="preserve">22</w:t>
       </w:r>
     </w:p>
     <w:p>
@@ -281,7 +281,7 @@
       <w:r>
         <w:t xml:space="preserve">7. SONARCLOUD</w:t>
         <w:ptab w:alignment="right" w:relativeTo="margin" w:leader="dot"/>
-        <w:t xml:space="preserve">20</w:t>
+        <w:t xml:space="preserve">23</w:t>
       </w:r>
     </w:p>
     <w:p>
@@ -830,7 +830,7 @@
                 <w:sz w:val="20"/>
                 <w:szCs w:val="20"/>
               </w:rPr>
-              <w:t xml:space="preserve">In-Memory (default) or CSV file system, selectable in Config.PERSISTENCE_TYPE</w:t>
+              <w:t xml:space="preserve">In-Memory (default), CSV file system or H2 relational database, selectable at startup with -Duniride.persistence (Config.PERSISTENCE_TYPE)</w:t>
             </w:r>
           </w:p>
         </w:tc>
@@ -1569,7 +1569,7 @@
         <w:spacing w:after="80"/>
       </w:pPr>
       <w:r>
-        <w:t xml:space="preserve">3) The system validates the mandatory fields, checks that departure and destination do not coincide, that the number of seats is greater than zero, and that the departure time matches the HH:mm format.</w:t>
+        <w:t xml:space="preserve">3) The system validates the mandatory fields, checks that departure and destination do not coincide, that the number of seats is greater than zero, and that the departure time matches the HH:mm format, and that the date is a real calendar date (dd/MM/yyyy) that is not in the past.</w:t>
       </w:r>
     </w:p>
     <w:p>
@@ -1656,6 +1656,19 @@
       </w:pPr>
       <w:r>
         <w:t xml:space="preserve">3d. The departure time is missing or does not match the HH:mm format: the system rejects the input with the message 'Inserisci un orario di partenza valido (formato HH:mm, es. 08:30).'</w:t>
+      </w:r>
+    </w:p>
+    <w:p>
+      <w:pPr>
+        <w:pStyle w:val="ListParagraph"/>
+        <w:numPr>
+          <w:ilvl w:val="0"/>
+          <w:numId w:val="1"/>
+        </w:numPr>
+        <w:spacing w:after="80"/>
+      </w:pPr>
+      <w:r>
+        <w:t xml:space="preserve">3e. The date is missing, is not a real calendar date, or is already in the past: the system rejects the input with the message 'La data del passaggio è obbligatoria.', 'Data non valida: usa il formato gg/mm/aaaa (es. 15/03/2027).' or 'Non si può offrire un passaggio in una data già passata.' respectively.</w:t>
       </w:r>
     </w:p>
     <w:p>
@@ -1974,7 +1987,7 @@
       <w:r>
         <w:drawing>
           <wp:inline distT="0" distB="0" distL="0" distR="0">
-            <wp:extent cx="5715000" cy="3856167"/>
+            <wp:extent cx="5715000" cy="6057608"/>
             <wp:effectExtent t="0" r="0" b="0" l="0"/>
             <wp:docPr id="1" name="" descr="" title=""/>
             <wp:cNvGraphicFramePr>
@@ -1999,7 +2012,7 @@
                   <pic:spPr bwMode="auto">
                     <a:xfrm>
                       <a:off x="0" y="0"/>
-                      <a:ext cx="5715000" cy="3856167"/>
+                      <a:ext cx="5715000" cy="6057608"/>
                     </a:xfrm>
                     <a:prstGeom prst="rect">
                       <a:avLst/>
@@ -2033,7 +2046,7 @@
         <w:spacing w:after="160"/>
       </w:pPr>
       <w:r>
-        <w:t xml:space="preserve">The Boundary layer contains exclusively classes that interact with the user: the JavaFX controllers bound to their respective FXML views exchange only Bean objects with the Control layer, never Entities directly. Each Boundary manages the loading of its own FXML and the Scene swap on the Stage by itself: there is no centralized SceneManager class (CliMain and the various *CLI classes offer an equivalent text-based interface for headless environments, omitted here to keep the diagram readable). The Bean layer holds the DTOs (RideBean, BookingBean, UserBean) that cross the Boundary↔Control boundary: no Entity ever leaves the domain layer toward the UI. The Control layer encapsulates all the business logic: each controller receives Beans from the Boundary, validates them, orchestrates the Entities and delegates persistence to the DAO layer (illustrated separately right after); none of these classes depends on JavaFX, which lets the same controllers serve both the GUI and the CLI without modification. The Session Singleton provides every controller with the identity of the currently authenticated student. Finally, the Entity layer represents the domain classes: Ride is the richest entity, with the list of registered observers and the methods that trigger its own state transitions (bookSeat, cancelSeat, complete, cancel); Booking models the approval status of each individual booking request, without duplicating the seat-reservation logic already handled by Ride.</w:t>
+        <w:t xml:space="preserve">The Boundary layer contains exclusively classes that interact with the user: the JavaFX controllers bound to their respective FXML views exchange only Bean objects with the Control layer, never Entities directly. Each Boundary manages the loading of its own FXML and the Scene swap on the Stage by itself: there is no centralized SceneManager class (CliMain and the various *CLI classes offer an equivalent text-based interface for headless environments, omitted here to keep the diagram readable). The Bean layer holds the DTOs (RideBean, BookingBean, UserBean, ProfileBean) that cross the Boundary↔Control boundary: no Entity ever leaves the domain layer toward the UI. The Control layer encapsulates all the business logic: each controller receives Beans from the Boundary, validates them, orchestrates the Entities and delegates persistence to the DAO layer (illustrated separately right after); none of these classes depends on JavaFX, which lets the same controllers serve both the GUI and the CLI without modification. The Session Singleton provides every controller with the identity of the currently authenticated student. The Boundaries never access it directly: the data they need about the logged-in student (name and home location) are exposed by LoginController.getLoggedUserProfile() as a ProfileBean, which, unlike the Student entity, carries no password. Finally, the Entity layer represents the domain classes: Ride is the richest entity, with the list of registered observers and the methods that trigger its own state transitions (bookSeat, cancelSeat, complete, cancel); Booking models the approval status of each individual booking request, without duplicating the seat-reservation logic already handled by Ride.</w:t>
       </w:r>
     </w:p>
     <w:p>
@@ -2115,7 +2128,7 @@
         <w:spacing w:after="160"/>
       </w:pPr>
       <w:r>
-        <w:t xml:space="preserve">DAOFactory is the single entry point into the persistence layer. It reads the PERSISTENCE_TYPE constant from Config on the first call to getInstance() and caches the corresponding concrete factory, so that every controller in the system receives DAO objects belonging to the same consistent family.</w:t>
+        <w:t xml:space="preserve">DAOFactory is the single entry point into the persistence layer. It reads the PERSISTENCE_TYPE value from Config (resolved once at startup from the uniride.persistence system property, In-Memory by default) on the first call to getInstance() and caches the corresponding concrete factory, so that every controller in the system receives DAO objects belonging to the same consistent family.</w:t>
       </w:r>
     </w:p>
     <w:p>
@@ -2279,7 +2292,7 @@
         <w:spacing w:after="160"/>
       </w:pPr>
       <w:r>
-        <w:t xml:space="preserve">The File System implementations each independently manage their own CSV file, with in-memory caching invalidated based on the last-modified timestamp, and an explicit lock for write concurrency: there is no CsvHelper class shared among the three implementations.</w:t>
+        <w:t xml:space="preserve">The File System implementations each independently manage their own CSV file, with in-memory caching invalidated based on the last-modified timestamp (and discarded after a failed write, so that it is reloaded from the file, which remains the source of truth), and an explicit lock for write concurrency: there is no CsvHelper class shared among the three implementations.</w:t>
       </w:r>
     </w:p>
     <w:p>
@@ -2475,7 +2488,7 @@
       <w:r>
         <w:drawing>
           <wp:inline distT="0" distB="0" distL="0" distR="0">
-            <wp:extent cx="5334000" cy="5061029"/>
+            <wp:extent cx="5334000" cy="6123214"/>
             <wp:effectExtent t="0" r="0" b="0" l="0"/>
             <wp:docPr id="1" name="" descr="" title=""/>
             <wp:cNvGraphicFramePr>
@@ -2500,7 +2513,7 @@
                   <pic:spPr bwMode="auto">
                     <a:xfrm>
                       <a:off x="0" y="0"/>
-                      <a:ext cx="5334000" cy="5061029"/>
+                      <a:ext cx="5334000" cy="6123214"/>
                     </a:xfrm>
                     <a:prstGeom prst="rect">
                       <a:avLst/>
@@ -2534,7 +2547,7 @@
         <w:spacing w:after="160"/>
       </w:pPr>
       <w:r>
-        <w:t xml:space="preserve">On the left, Ride plays the role of Subject and keeps a list of Observer references without knowing their concrete type (in the code, an observer is often a simple lambda registered by the Controller at request time). On the right, SearchRideController dynamically chooses which CostStrategy to apply based on Config.COST_STRATEGY_TYPE, allowing a new pricing model to be added without touching the existing code.</w:t>
+        <w:t xml:space="preserve">On the left, Ride plays the role of Subject and keeps a list of Observer references without knowing their concrete type (in the code, ManageRidesController registers a PassengerBookingObserver for each booking before cancelling the ride, while the observer registered at request time is a simple lambda that only logs the event). On the right, SearchRideController dynamically chooses which CostStrategy to apply based on Config.COST_STRATEGY_TYPE, allowing a new pricing model to be added without touching the existing code.</w:t>
       </w:r>
     </w:p>
     <w:p>
@@ -2563,7 +2576,7 @@
         <w:spacing w:after="160"/>
       </w:pPr>
       <w:r>
-        <w:t xml:space="preserve">The system implements the Abstract Factory Pattern, whose main purpose is to provide an interface for creating families of related objects without specifying their concrete classes. DAOFactory is an abstract class that exposes three factory methods: getRideDAO(), getStudentDAO() and getBookingDAO(). Three concrete subclasses extend it and instantiate the correct implementations based on the value of Config.PERSISTENCE_TYPE: MemoryDAOFactory (in-RAM HashMap), FsDAOFactory (CSV files) and SqlDAOFactory (relational H2 database via JDBC). Thanks to this design, switching the entire application from one persistence technology to another requires changing a single constant, and no Controller class is aware of which technology is actually storing the data.</w:t>
+        <w:t xml:space="preserve">The system implements the Abstract Factory Pattern, whose main purpose is to provide an interface for creating families of related objects without specifying their concrete classes. DAOFactory is an abstract class that exposes three factory methods: getRideDAO(), getStudentDAO() and getBookingDAO(). Three concrete subclasses extend it and instantiate the correct implementations based on the value of Config.PERSISTENCE_TYPE: MemoryDAOFactory (in-RAM HashMap), FsDAOFactory (CSV files) and SqlDAOFactory (relational H2 database via JDBC). Thanks to this design, switching the entire application from one persistence technology to another requires changing a single setting (the uniride.persistence system property), and no Controller class is aware of which technology is actually storing the data.</w:t>
       </w:r>
     </w:p>
     <w:p>
@@ -2603,7 +2616,7 @@
         <w:spacing w:after="160"/>
       </w:pPr>
       <w:r>
-        <w:t xml:space="preserve">The State Pattern models the lifecycle of a ride. The RideState interface defines the four concrete states a Ride can take on (AvailableState, FullState, CompletedState, CancelledState), and every transition is triggered exclusively by a method on Ride itself (bookSeat, cancelSeat, complete, cancel), so the state field can never diverge from the actual number of available seats or from disallowed transitions (the two terminal states, COMPLETED and CANCELLED, reject any further transition). The Booking entity instead adopts a lighter approach: a textual state with transitions validated directly by its own confirm()/reject()/cancel() methods, without a dedicated State class hierarchy.</w:t>
+        <w:t xml:space="preserve">The State Pattern models the lifecycle of a ride. The RideState interface defines the four concrete states a Ride can take on (AvailableState, FullState, CompletedState, CancelledState), and every transition is triggered exclusively by a method on Ride itself (bookSeat, cancelSeat, complete, cancel), so the state field can never diverge from the actual number of available seats or from disallowed transitions (the two terminal states, COMPLETED and CANCELLED, reject any further transition). The Booking entity instead adopts a lighter approach: a textual state with transitions validated directly by its own confirm()/reject()/cancel() methods, without a dedicated State class hierarchy. The static RideState.fromStatus(String) method, shared by the File System and SQL DAOs, rebuilds the concrete state from the label stored on disk, logging any unrecognized value instead of silently ignoring it.</w:t>
       </w:r>
     </w:p>
     <w:p>
@@ -2643,7 +2656,7 @@
         <w:spacing w:after="160"/>
       </w:pPr>
       <w:r>
-        <w:t xml:space="preserve">The Observer Pattern defines a one-to-many dependency so that, when an object changes state, all its dependents are automatically notified. Ride keeps a list of Observer instances and invokes notifyObservers() whenever a seat is requested, freed, or the ride is cancelled. In the prototype, the Observer registered when a seat is requested is typically a lambda function that logs the notification via LoggerCustom.</w:t>
+        <w:t xml:space="preserve">The Observer Pattern defines a one-to-many dependency so that, when an object changes state, all its dependents are automatically notified. Ride keeps a list of Observer instances and invokes notifyObservers() whenever a seat is requested, freed, or the ride is cancelled. When the driver cancels a ride, ManageRidesController attaches a PassengerBookingObserver for every booking on that ride: the notification sent by Ride.cancel() moves each booking to CANCELLED, so the passenger no longer sees it as pending or confirmed, and the Controller persists the bookings only after the ride itself has been saved. The observers are recreated on every call, because the list of subscribers lives only in memory and is not persisted by the DAOs, whereas the bookings are. The Observer registered when a seat is requested remains a lambda that logs the notification via LoggerCustom.</w:t>
       </w:r>
     </w:p>
     <w:p>
@@ -3324,6 +3337,102 @@
           </w:p>
         </w:tc>
       </w:tr>
+      <w:tr>
+        <w:tc>
+          <w:tcPr>
+            <w:tcW w:type="pct" w:w="35%"/>
+            <w:tcMar>
+              <w:top w:type="dxa" w:w="80"/>
+              <w:left w:type="dxa" w:w="120"/>
+              <w:bottom w:type="dxa" w:w="80"/>
+              <w:right w:type="dxa" w:w="120"/>
+            </w:tcMar>
+            <w:vAlign w:val="center"/>
+          </w:tcPr>
+          <w:p>
+            <w:r>
+              <w:rPr>
+                <w:b w:val="false"/>
+                <w:bCs w:val="false"/>
+                <w:sz w:val="20"/>
+                <w:szCs w:val="20"/>
+              </w:rPr>
+              <w:t xml:space="preserve">PasswordHasherTest</w:t>
+            </w:r>
+          </w:p>
+        </w:tc>
+        <w:tc>
+          <w:tcPr>
+            <w:tcW w:type="pct" w:w="65%"/>
+            <w:tcMar>
+              <w:top w:type="dxa" w:w="80"/>
+              <w:left w:type="dxa" w:w="120"/>
+              <w:bottom w:type="dxa" w:w="80"/>
+              <w:right w:type="dxa" w:w="120"/>
+            </w:tcMar>
+            <w:vAlign w:val="center"/>
+          </w:tcPr>
+          <w:p>
+            <w:r>
+              <w:rPr>
+                <w:b w:val="false"/>
+                <w:bCs w:val="false"/>
+                <w:sz w:val="20"/>
+                <w:szCs w:val="20"/>
+              </w:rPr>
+              <w:t xml:space="preserve">a password verifies only against its own PBKDF2 hash; two hashes of the same password differ (random salt); the legacy format is still accepted and corrupted values are rejected; the demo user can log in</w:t>
+            </w:r>
+          </w:p>
+        </w:tc>
+      </w:tr>
+      <w:tr>
+        <w:tc>
+          <w:tcPr>
+            <w:tcW w:type="pct" w:w="35%"/>
+            <w:tcMar>
+              <w:top w:type="dxa" w:w="80"/>
+              <w:left w:type="dxa" w:w="120"/>
+              <w:bottom w:type="dxa" w:w="80"/>
+              <w:right w:type="dxa" w:w="120"/>
+            </w:tcMar>
+            <w:vAlign w:val="center"/>
+          </w:tcPr>
+          <w:p>
+            <w:r>
+              <w:rPr>
+                <w:b w:val="false"/>
+                <w:bCs w:val="false"/>
+                <w:sz w:val="20"/>
+                <w:szCs w:val="20"/>
+              </w:rPr>
+              <w:t xml:space="preserve">CompensationTest</w:t>
+            </w:r>
+          </w:p>
+        </w:tc>
+        <w:tc>
+          <w:tcPr>
+            <w:tcW w:type="pct" w:w="65%"/>
+            <w:tcMar>
+              <w:top w:type="dxa" w:w="80"/>
+              <w:left w:type="dxa" w:w="120"/>
+              <w:bottom w:type="dxa" w:w="80"/>
+              <w:right w:type="dxa" w:w="120"/>
+            </w:tcMar>
+            <w:vAlign w:val="center"/>
+          </w:tcPr>
+          <w:p>
+            <w:r>
+              <w:rPr>
+                <w:b w:val="false"/>
+                <w:bCs w:val="false"/>
+                <w:sz w:val="20"/>
+                <w:szCs w:val="20"/>
+              </w:rPr>
+              <w:t xml:space="preserve">with a simulated failure of the BookingDAO, a booking request does not consume the seat: the change already written to the Ride is undone</w:t>
+            </w:r>
+          </w:p>
+        </w:tc>
+      </w:tr>
     </w:tbl>
     <w:p>
       <w:pPr>
@@ -3567,6 +3676,58 @@
     </w:p>
     <w:p>
       <w:pPr>
+        <w:pStyle w:val="ListParagraph"/>
+        <w:numPr>
+          <w:ilvl w:val="0"/>
+          <w:numId w:val="1"/>
+        </w:numPr>
+        <w:spacing w:after="80"/>
+      </w:pPr>
+      <w:r>
+        <w:t xml:space="preserve">"Username non valido: 3-50 caratteri fra lettere, cifre, punto, trattino e underscore." / "Il nome completo è obbligatorio (massimo 100 caratteri)." — registration field validation (the username is trimmed both at registration and at login).</w:t>
+      </w:r>
+    </w:p>
+    <w:p>
+      <w:pPr>
+        <w:pStyle w:val="ListParagraph"/>
+        <w:numPr>
+          <w:ilvl w:val="0"/>
+          <w:numId w:val="1"/>
+        </w:numPr>
+        <w:spacing w:after="80"/>
+      </w:pPr>
+      <w:r>
+        <w:t xml:space="preserve">"Nome e posizione non possono contenere virgole." / "Partenza e destinazione non possono contenere virgole." — the comma is the CSV field separator.</w:t>
+      </w:r>
+    </w:p>
+    <w:p>
+      <w:pPr>
+        <w:pStyle w:val="ListParagraph"/>
+        <w:numPr>
+          <w:ilvl w:val="0"/>
+          <w:numId w:val="1"/>
+        </w:numPr>
+        <w:spacing w:after="80"/>
+      </w:pPr>
+      <w:r>
+        <w:t xml:space="preserve">"La data del passaggio è obbligatoria." / "Data non valida: usa il formato gg/mm/aaaa (es. 15/03/2027)." / "Non si può offrire un passaggio in una data già passata." — date validation in the Offri Passaggio form.</w:t>
+      </w:r>
+    </w:p>
+    <w:p>
+      <w:pPr>
+        <w:pStyle w:val="ListParagraph"/>
+        <w:numPr>
+          <w:ilvl w:val="0"/>
+          <w:numId w:val="1"/>
+        </w:numPr>
+        <w:spacing w:after="80"/>
+      </w:pPr>
+      <w:r>
+        <w:t xml:space="preserve">"Questa corsa non è più prenotabile: è stata annullata o completata." — booking attempted on a ride in a terminal state (a full ride is instead reported as 'Posti esauriti!').</w:t>
+      </w:r>
+    </w:p>
+    <w:p>
+      <w:pPr>
         <w:spacing w:after="160"/>
       </w:pPr>
       <w:r>
@@ -3582,7 +3743,7 @@
         <w:spacing w:after="160"/>
       </w:pPr>
       <w:r>
-        <w:t xml:space="preserve">The second type of handling is less about catching and re-throwing the exception to higher layers, and more about implementing the correct behavior when one of the attempted operations fails. Each Fs*DAO encapsulates its own IOExceptions: on read, an error produces an empty cache, so the calling Controller simply sees an absence of data instead of a crash; on write, a SEVERE record is emitted via LoggerCustom. This design keeps the business logic completely agnostic of the persistence technology and guarantees that a transient file-system problem never propagates up to the user interface as an unhandled stack trace.</w:t>
+        <w:t xml:space="preserve">The second type of handling is less about catching and re-throwing the exception to higher layers, and more about implementing the correct behavior when one of the attempted operations fails. Every DAO wraps its IOException or SQLException in the unchecked PersistenceException, after logging it with LoggerCustom, with a message meant for the user that the Boundary displays: a failed save is therefore never reported as successful, and a database that cannot be reached is not mistaken for wrong credentials or an empty result. On a read error the File System DAOs keep the previous cache instead of replacing it with partial data, which would otherwise erase the unread rows from disk at the next write; a single corrupted CSV line is skipped and logged with its line number. JdbcRideDAO rolls its transactions back explicitly. When a booking flow writes both the Ride and the Booking and the second write fails, the Controller undoes the first one (compensating action), so a seat is never left occupied without a booking. Finally, any other unexpected exception is logged with its stack trace and shown to the user as a generic message (ErrorMessages.forUser), never as a raw technical message.</w:t>
       </w:r>
     </w:p>
     <w:p>
@@ -3599,7 +3760,7 @@
         <w:spacing w:after="160"/>
       </w:pPr>
       <w:r>
-        <w:t xml:space="preserve">The system offers three types of data storage, selectable by changing the PERSISTENCE_TYPE constant in the com.ispw.uniride.config.Config class.</w:t>
+        <w:t xml:space="preserve">The system offers three types of data storage, selectable at startup without recompiling, through the uniride.persistence system property (for example java -Duniride.persistence=SQL ...), read into the PERSISTENCE_TYPE field of the com.ispw.uniride.config.Config class; when the property is absent or not recognized, In-Memory mode is used.</w:t>
       </w:r>
     </w:p>
     <w:p>
@@ -3616,7 +3777,7 @@
         <w:spacing w:after="160"/>
       </w:pPr>
       <w:r>
-        <w:t xml:space="preserve">In in-memory mode the application offers all the supported features, but all data resides exclusively in RAM and nothing is written to any persistence layer. Three HashMaps (students, rides, bookings), held inside the MemoryStorage Singleton, keep the entities indexed by identifier, guaranteeing constant-time access. When the application shuts down, all data is lost. This mode requires no configuration and is the one used by the entire JUnit test suite. Two demo users (mario.rossi and luigi.verdi, password 'password') are preloaded with an example location already set.</w:t>
+        <w:t xml:space="preserve">In in-memory mode the application offers all the supported features, but all data resides exclusively in RAM and nothing is written to any persistence layer. Three HashMaps (students, rides, bookings), held inside the MemoryStorage Singleton, keep the entities indexed by identifier, guaranteeing constant-time access. When the application shuts down, all data is lost. This mode requires no configuration and is the one used by the entire JUnit test suite. Two demo users (mario.rossi and luigi.verdi, password 'password', stored like every other password as a PBKDF2 hash) are preloaded with an example location already set.</w:t>
       </w:r>
     </w:p>
     <w:p>
@@ -3745,7 +3906,7 @@
                 <w:sz w:val="20"/>
                 <w:szCs w:val="20"/>
               </w:rPr>
-              <w:t xml:space="preserve">username, password, fullName, homeLocation (optional), phoneNumber (optional)</w:t>
+              <w:t xml:space="preserve">username, password (PBKDF2 hash), fullName, homeLocation (optional), phoneNumber (optional)</w:t>
             </w:r>
           </w:p>
         </w:tc>
@@ -4136,7 +4297,7 @@
         <w:spacing w:after="160"/>
       </w:pPr>
       <w:r>
-        <w:t xml:space="preserve">The JdbcSupport class centralizes the opening of the connection and the initialization of the schema (CREATE TABLE IF NOT EXISTS, safely executed on every startup). Every Jdbc*DAO uses PreparedStatement for all queries, and H2's own MERGE INTO ... KEY (...) VALUES (...) upsert syntax to save without first having to check whether the record already exists. Saving a Ride is transactional: it updates the row in rides and rebuilds the entire content of ride_passengers (delete + batch insert) within the same transaction, so an inconsistent state between the two tables is never observable from the outside.</w:t>
+        <w:t xml:space="preserve">The JdbcSupport class centralizes the opening of the connection and the initialization of the schema (CREATE TABLE IF NOT EXISTS, safely executed on every startup). Every Jdbc*DAO uses PreparedStatement for all queries, and H2's own MERGE INTO ... KEY (...) VALUES (...) upsert syntax to save without first having to check whether the record already exists. Saving a Ride is transactional: it updates the row in rides and rebuilds the entire content of ride_passengers (delete + batch insert) within the same transaction, so an inconsistent state between the two tables is never observable from the outside (on failure, the transaction is rolled back explicitly). When reading, the passengers of all the rides returned by a query are loaded with a single IN query on ride_passengers, instead of one extra query per ride.</w:t>
       </w:r>
     </w:p>
     <w:p>

--- a/docs/UniRide_Technical_Documentation.docx
+++ b/docs/UniRide_Technical_Documentation.docx
@@ -138,7 +138,7 @@
       <w:r>
         <w:t xml:space="preserve">1.3. Functional Requirements</w:t>
         <w:ptab w:alignment="right" w:relativeTo="margin" w:leader="dot"/>
-        <w:t xml:space="preserve">4</w:t>
+        <w:t xml:space="preserve">5</w:t>
       </w:r>
     </w:p>
     <w:p>
@@ -193,7 +193,7 @@
       <w:r>
         <w:t xml:space="preserve">3.2. Class Diagram — Design Level</w:t>
         <w:ptab w:alignment="right" w:relativeTo="margin" w:leader="dot"/>
-        <w:t xml:space="preserve">14</w:t>
+        <w:t xml:space="preserve">15</w:t>
       </w:r>
     </w:p>
     <w:p>
@@ -204,7 +204,7 @@
       <w:r>
         <w:t xml:space="preserve">3.3. Design Patterns</w:t>
         <w:ptab w:alignment="right" w:relativeTo="margin" w:leader="dot"/>
-        <w:t xml:space="preserve">15</w:t>
+        <w:t xml:space="preserve">16</w:t>
       </w:r>
     </w:p>
     <w:p>
@@ -215,7 +215,7 @@
       <w:r>
         <w:t xml:space="preserve">3.4. Activity Diagram</w:t>
         <w:ptab w:alignment="right" w:relativeTo="margin" w:leader="dot"/>
-        <w:t xml:space="preserve">16</w:t>
+        <w:t xml:space="preserve">17</w:t>
       </w:r>
     </w:p>
     <w:p>
@@ -226,7 +226,7 @@
       <w:r>
         <w:t xml:space="preserve">3.5. Sequence Diagram</w:t>
         <w:ptab w:alignment="right" w:relativeTo="margin" w:leader="dot"/>
-        <w:t xml:space="preserve">18</w:t>
+        <w:t xml:space="preserve">19</w:t>
       </w:r>
     </w:p>
     <w:p>
@@ -237,7 +237,7 @@
       <w:r>
         <w:t xml:space="preserve">3.6. State Diagram</w:t>
         <w:ptab w:alignment="right" w:relativeTo="margin" w:leader="dot"/>
-        <w:t xml:space="preserve">18</w:t>
+        <w:t xml:space="preserve">19</w:t>
       </w:r>
     </w:p>
     <w:p>
@@ -248,7 +248,7 @@
       <w:r>
         <w:t xml:space="preserve">4. TESTING</w:t>
         <w:ptab w:alignment="right" w:relativeTo="margin" w:leader="dot"/>
-        <w:t xml:space="preserve">19</w:t>
+        <w:t xml:space="preserve">20</w:t>
       </w:r>
     </w:p>
     <w:p>
@@ -259,7 +259,7 @@
       <w:r>
         <w:t xml:space="preserve">5. EXCEPTIONS</w:t>
         <w:ptab w:alignment="right" w:relativeTo="margin" w:leader="dot"/>
-        <w:t xml:space="preserve">20</w:t>
+        <w:t xml:space="preserve">21</w:t>
       </w:r>
     </w:p>
     <w:p>
@@ -270,7 +270,7 @@
       <w:r>
         <w:t xml:space="preserve">6. DATABASES</w:t>
         <w:ptab w:alignment="right" w:relativeTo="margin" w:leader="dot"/>
-        <w:t xml:space="preserve">22</w:t>
+        <w:t xml:space="preserve">23</w:t>
       </w:r>
     </w:p>
     <w:p>
@@ -281,7 +281,7 @@
       <w:r>
         <w:t xml:space="preserve">7. SONARCLOUD</w:t>
         <w:ptab w:alignment="right" w:relativeTo="margin" w:leader="dot"/>
-        <w:t xml:space="preserve">23</w:t>
+        <w:t xml:space="preserve">24</w:t>
       </w:r>
     </w:p>
     <w:p>
@@ -397,7 +397,7 @@
         <w:spacing w:after="80"/>
       </w:pPr>
       <w:r>
-        <w:t xml:space="preserve">Passenger (Student) — browses available rides, filtering by departure and destination, and requests a seat. The seat is reserved immediately to prevent overbooking, but the request remains pending until the driver confirms or rejects it. The passenger can cancel a request or an already-confirmed booking at any time, automatically freeing the seat.</w:t>
+        <w:t xml:space="preserve">Passenger (Student) — browses available rides, filtering by departure and destination, and requests a seat. The seat is reserved immediately to prevent overbooking, but the request remains pending until the driver confirms or rejects it; if the driver does not answer within 24 hours, the request expires automatically and the seat is released. The passenger can cancel a request or an already-confirmed booking at any time, automatically freeing the seat.</w:t>
       </w:r>
     </w:p>
     <w:p>
@@ -1429,7 +1429,7 @@
         <w:t xml:space="preserve">Booking State</w:t>
       </w:r>
       <w:r>
-        <w:t xml:space="preserve"> = The lifecycle phase of a Booking (REQUESTED, CONFIRMED, REJECTED, CANCELLED).</w:t>
+        <w:t xml:space="preserve"> = The lifecycle phase of a Booking (REQUESTED, CONFIRMED, REJECTED, CANCELLED, EXPIRED).</w:t>
       </w:r>
     </w:p>
     <w:p>
@@ -1569,7 +1569,7 @@
         <w:spacing w:after="80"/>
       </w:pPr>
       <w:r>
-        <w:t xml:space="preserve">3) The system validates the mandatory fields, checks that departure and destination do not coincide, that the number of seats is greater than zero, and that the departure time matches the HH:mm format, and that the date is a real calendar date (dd/MM/yyyy) that is not in the past.</w:t>
+        <w:t xml:space="preserve">3) The system checks the form of every field as soon as it is entered (mandatory fields, real date in the dd/MM/yyyy format, time in the HH:mm format, numeric seats and cost), then the business rules: departure and destination must not coincide, the seats must be more than zero, the cost must not be negative and the date must not be in the past.</w:t>
       </w:r>
     </w:p>
     <w:p>
@@ -1701,7 +1701,7 @@
         <w:spacing w:after="80"/>
       </w:pPr>
       <w:r>
-        <w:t xml:space="preserve">1) The passenger searches for available rides on a route and selects one from the results.</w:t>
+        <w:t xml:space="preserve">1) The passenger searches for available rides on a route; the system shows the matching results and the passenger selects one.</w:t>
       </w:r>
     </w:p>
     <w:p>
@@ -1753,7 +1753,7 @@
         <w:spacing w:after="80"/>
       </w:pPr>
       <w:r>
-        <w:t xml:space="preserve">5) The driver, from their own dashboard, sees the pending request and confirms or rejects it: if rejected, the reserved seat is freed.</w:t>
+        <w:t xml:space="preserve">5) The system shows the passenger the message 'Richiesta inviata! In attesa di conferma del guidatore.'; the request stays pending until the driver answers in the 'Le Mie Corse' use case or, after 24 hours without an answer, expires and the seat is released.</w:t>
       </w:r>
     </w:p>
     <w:p>
@@ -1947,6 +1947,96 @@
     </w:p>
     <w:p>
       <w:pPr>
+        <w:spacing w:after="160"/>
+      </w:pPr>
+      <w:r>
+        <w:t xml:space="preserve">The third Storyboard covers the two core features of the application: offering a ride as a driver and searching for one as a passenger.</w:t>
+      </w:r>
+    </w:p>
+    <w:p>
+      <w:pPr>
+        <w:spacing w:after="160"/>
+      </w:pPr>
+      <w:r>
+        <w:rPr>
+          <w:i/>
+          <w:iCs/>
+        </w:rPr>
+        <w:t xml:space="preserve">Storyboard 3 — Offering and searching for a ride</w:t>
+      </w:r>
+    </w:p>
+    <w:p>
+      <w:pPr>
+        <w:spacing w:after="80" w:before="200"/>
+        <w:jc w:val="center"/>
+      </w:pPr>
+      <w:r>
+        <w:drawing>
+          <wp:inline distT="0" distB="0" distL="0" distR="0">
+            <wp:extent cx="5715000" cy="3091721"/>
+            <wp:effectExtent t="0" r="0" b="0" l="0"/>
+            <wp:docPr id="901" name="" descr="" title=""/>
+            <wp:cNvGraphicFramePr>
+              <a:graphicFrameLocks xmlns:a="http://schemas.openxmlformats.org/drawingml/2006/main" noChangeAspect="1"/>
+            </wp:cNvGraphicFramePr>
+            <a:graphic xmlns:a="http://schemas.openxmlformats.org/drawingml/2006/main">
+              <a:graphicData uri="http://schemas.openxmlformats.org/drawingml/2006/picture">
+                <pic:pic xmlns:pic="http://schemas.openxmlformats.org/drawingml/2006/picture">
+                  <pic:nvPicPr>
+                    <pic:cNvPr id="901" name="" descr=""/>
+                    <pic:cNvPicPr>
+                      <a:picLocks noChangeAspect="1" noChangeArrowheads="1"/>
+                    </pic:cNvPicPr>
+                  </pic:nvPicPr>
+                  <pic:blipFill>
+                    <a:blip r:embed="rId90" cstate="none"/>
+                    <a:srcRect/>
+                    <a:stretch>
+                      <a:fillRect/>
+                    </a:stretch>
+                  </pic:blipFill>
+                  <pic:spPr bwMode="auto">
+                    <a:xfrm>
+                      <a:off x="0" y="0"/>
+                      <a:ext cx="5715000" cy="3091721"/>
+                    </a:xfrm>
+                    <a:prstGeom prst="rect">
+                      <a:avLst/>
+                    </a:prstGeom>
+                  </pic:spPr>
+                </pic:pic>
+              </a:graphicData>
+            </a:graphic>
+          </wp:inline>
+        </w:drawing>
+      </w:r>
+    </w:p>
+    <w:p>
+      <w:pPr>
+        <w:spacing w:after="240"/>
+        <w:jc w:val="center"/>
+      </w:pPr>
+      <w:r>
+        <w:rPr>
+          <w:i/>
+          <w:iCs/>
+          <w:color w:val="555555"/>
+          <w:sz w:val="20"/>
+          <w:szCs w:val="20"/>
+        </w:rPr>
+        <w:t xml:space="preserve">Mockup 3 — Offer Ride and Search Ride Storyboard (OfferRideBoundary / SearchRideBoundary)</w:t>
+      </w:r>
+    </w:p>
+    <w:p>
+      <w:pPr>
+        <w:spacing w:after="160"/>
+      </w:pPr>
+      <w:r>
+        <w:t xml:space="preserve">In the Offri Passaggio screen the driver chooses departure and destination from editable dropdowns, already sorted by distance from the declared home location, and fills in date, departure time, seats and base cost; every field is checked by the RideBean setters before the request reaches OfferRideController. In the Cerca Passaggio screen departure and destination are preset to the student's town and the nearest university; each result shows date, time, driver, free seats and the cost estimated by the Strategy Pattern, and 'Prenota Selezionato' sends the booking request. The seat is reserved immediately and is released automatically if the driver does not answer within 24 hours.</w:t>
+      </w:r>
+    </w:p>
+    <w:p>
+      <w:pPr>
         <w:pStyle w:val="Heading1"/>
         <w:spacing w:after="160" w:before="360"/>
       </w:pPr>
@@ -1976,7 +2066,7 @@
         <w:spacing w:after="160"/>
       </w:pPr>
       <w:r>
-        <w:t xml:space="preserve">Given the size of the system, the analysis-level class diagram is presented as a single combined diagram, with classes grouped into the four colored bands of the Boundary-Control-Entity pattern, plus the Bean layer for the DTOs that cross architectural boundaries. The DAO families, too numerous to remain legible in the same diagram, are illustrated separately right after; a global overview of how all the layers interact closes the section.</w:t>
+        <w:t xml:space="preserve">A VOPC (View Of Participating Classes) shows the classes that take part in a single use case. The analysis-level class diagram is therefore presented first for the Request Booking use case, the core of the application (Figure 2); the combined diagram of the whole system follows (Figure 3), with classes grouped into the colored bands of the Boundary-Control-Entity pattern plus the Bean layer for the DTOs that cross architectural boundaries. The DAO families, too numerous to remain legible in the same diagram, are illustrated separately right after; a global overview of how all the layers interact closes the section.</w:t>
       </w:r>
     </w:p>
     <w:p>
@@ -1987,7 +2077,77 @@
       <w:r>
         <w:drawing>
           <wp:inline distT="0" distB="0" distL="0" distR="0">
-            <wp:extent cx="5715000" cy="6057608"/>
+            <wp:extent cx="5715000" cy="3520848"/>
+            <wp:effectExtent t="0" r="0" b="0" l="0"/>
+            <wp:docPr id="902" name="" descr="" title=""/>
+            <wp:cNvGraphicFramePr>
+              <a:graphicFrameLocks xmlns:a="http://schemas.openxmlformats.org/drawingml/2006/main" noChangeAspect="1"/>
+            </wp:cNvGraphicFramePr>
+            <a:graphic xmlns:a="http://schemas.openxmlformats.org/drawingml/2006/main">
+              <a:graphicData uri="http://schemas.openxmlformats.org/drawingml/2006/picture">
+                <pic:pic xmlns:pic="http://schemas.openxmlformats.org/drawingml/2006/picture">
+                  <pic:nvPicPr>
+                    <pic:cNvPr id="902" name="" descr=""/>
+                    <pic:cNvPicPr>
+                      <a:picLocks noChangeAspect="1" noChangeArrowheads="1"/>
+                    </pic:cNvPicPr>
+                  </pic:nvPicPr>
+                  <pic:blipFill>
+                    <a:blip r:embed="rId91" cstate="none"/>
+                    <a:srcRect/>
+                    <a:stretch>
+                      <a:fillRect/>
+                    </a:stretch>
+                  </pic:blipFill>
+                  <pic:spPr bwMode="auto">
+                    <a:xfrm>
+                      <a:off x="0" y="0"/>
+                      <a:ext cx="5715000" cy="3520848"/>
+                    </a:xfrm>
+                    <a:prstGeom prst="rect">
+                      <a:avLst/>
+                    </a:prstGeom>
+                  </pic:spPr>
+                </pic:pic>
+              </a:graphicData>
+            </a:graphic>
+          </wp:inline>
+        </w:drawing>
+      </w:r>
+    </w:p>
+    <w:p>
+      <w:pPr>
+        <w:spacing w:after="240"/>
+        <w:jc w:val="center"/>
+      </w:pPr>
+      <w:r>
+        <w:rPr>
+          <w:i/>
+          <w:iCs/>
+          <w:color w:val="555555"/>
+          <w:sz w:val="20"/>
+          <w:szCs w:val="20"/>
+        </w:rPr>
+        <w:t xml:space="preserve">Figure 2 — VOPC of the Request Booking use case</w:t>
+      </w:r>
+    </w:p>
+    <w:p>
+      <w:pPr>
+        <w:spacing w:after="160"/>
+      </w:pPr>
+      <w:r>
+        <w:t xml:space="preserve">SearchRideBoundary collects the route and the selected ride and invokes SearchRideController, which realizes the internal steps of the use case: it reads the logged-in student from the Session, lets RequestExpiry expire the requests left unanswered for 24 hours, checks that the requester is not the driver and has no active request, reserves the seat on Ride (State Pattern), creates the Booking and persists both through the RideDAO and BookingDAO interfaces. Results travel back to the Boundary only as RideBean objects, never as Entities.</w:t>
+      </w:r>
+    </w:p>
+    <w:p>
+      <w:pPr>
+        <w:spacing w:after="80" w:before="200"/>
+        <w:jc w:val="center"/>
+      </w:pPr>
+      <w:r>
+        <w:drawing>
+          <wp:inline distT="0" distB="0" distL="0" distR="0">
+            <wp:extent cx="5394960" cy="5766552"/>
             <wp:effectExtent t="0" r="0" b="0" l="0"/>
             <wp:docPr id="1" name="" descr="" title=""/>
             <wp:cNvGraphicFramePr>
@@ -2012,7 +2172,7 @@
                   <pic:spPr bwMode="auto">
                     <a:xfrm>
                       <a:off x="0" y="0"/>
-                      <a:ext cx="5715000" cy="6057608"/>
+                      <a:ext cx="5394960" cy="5766552"/>
                     </a:xfrm>
                     <a:prstGeom prst="rect">
                       <a:avLst/>
@@ -2038,15 +2198,15 @@
           <w:sz w:val="20"/>
           <w:szCs w:val="20"/>
         </w:rPr>
-        <w:t xml:space="preserve">Figure 2 — Combined class diagram: Boundary, Bean, Control and Entity</w:t>
-      </w:r>
-    </w:p>
-    <w:p>
-      <w:pPr>
-        <w:spacing w:after="160"/>
-      </w:pPr>
-      <w:r>
-        <w:t xml:space="preserve">The Boundary layer contains exclusively classes that interact with the user: the JavaFX controllers bound to their respective FXML views exchange only Bean objects with the Control layer, never Entities directly. Each Boundary manages the loading of its own FXML and the Scene swap on the Stage by itself: there is no centralized SceneManager class (CliMain and the various *CLI classes offer an equivalent text-based interface for headless environments, omitted here to keep the diagram readable). The Bean layer holds the DTOs (RideBean, BookingBean, UserBean, ProfileBean) that cross the Boundary↔Control boundary: no Entity ever leaves the domain layer toward the UI. The Control layer encapsulates all the business logic: each controller receives Beans from the Boundary, validates them, orchestrates the Entities and delegates persistence to the DAO layer (illustrated separately right after); none of these classes depends on JavaFX, which lets the same controllers serve both the GUI and the CLI without modification. The Session Singleton provides every controller with the identity of the currently authenticated student. The Boundaries never access it directly: the data they need about the logged-in student (name and home location) are exposed by LoginController.getLoggedUserProfile() as a ProfileBean, which, unlike the Student entity, carries no password. Finally, the Entity layer represents the domain classes: Ride is the richest entity, with the list of registered observers and the methods that trigger its own state transitions (bookSeat, cancelSeat, complete, cancel); Booking models the approval status of each individual booking request, without duplicating the seat-reservation logic already handled by Ride.</w:t>
+        <w:t xml:space="preserve">Figure 3 — Combined class diagram: Boundary, Bean, Control and Entity</w:t>
+      </w:r>
+    </w:p>
+    <w:p>
+      <w:pPr>
+        <w:spacing w:after="160"/>
+      </w:pPr>
+      <w:r>
+        <w:t xml:space="preserve">The Boundary layer contains exclusively classes that interact with the user: the JavaFX controllers bound to their respective FXML views exchange only Bean objects with the Control layer, never Entities directly. Each Boundary manages the loading of its own FXML and the Scene swap on the Stage by itself: there is no centralized SceneManager class (CliMain and the various *CLI classes offer an equivalent text-based interface for headless environments, omitted here to keep the diagram readable). The Bean layer holds the DTOs that cross the Boundary↔Control boundary (UserBean, RegistrationBean, RideBean, BookingBean, ProfileBean): following the MVC scheme of the course, the input Beans have an empty constructor and setters that check the form of the data (mandatory fields, date and time format, numbers that can be parsed, no commas), throwing InvalidInputException, while no Entity ever leaves the domain layer toward the UI. The Control layer encapsulates the business logic: each controller receives Beans already checked syntactically, applies the business rules, orchestrates the Entities and delegates persistence to the DAO layer (illustrated separately right after); none of these classes depends on JavaFX, which lets the same controllers serve both the GUI and the CLI without modification. BCE suggests one control class per use case; UniRide groups closely related use cases in the same controller, with one public method per use case: LoginController (Registration, Login), OfferRideController (Offer Ride), SearchRideController (Search Ride, Request Booking) and ManageRidesController (My Rides and its extensions Confirm/Reject Request, Cancel Ride, Complete Ride). The Session Singleton provides every controller with the identity of the currently authenticated student. The Boundaries never access it directly: the data they need about the logged-in student (name and home location) are exposed by LoginController.getLoggedUserProfile() as a ProfileBean, which, unlike the Student entity, carries no password. Finally, the Entity layer represents the domain classes: Ride is the richest entity, with the list of registered observers and the methods that trigger its own state transitions (bookSeat, cancelSeat, complete, cancel); Booking models the approval status of each individual booking request, including the time of the request used for the 24-hour expiry, without duplicating the seat-reservation logic already handled by Ride.</w:t>
       </w:r>
     </w:p>
     <w:p>
@@ -2120,7 +2280,7 @@
           <w:sz w:val="20"/>
           <w:szCs w:val="20"/>
         </w:rPr>
-        <w:t xml:space="preserve">Figure 3 — DAOFactory and its Concrete Factories</w:t>
+        <w:t xml:space="preserve">Figure 4 — DAOFactory and its Concrete Factories</w:t>
       </w:r>
     </w:p>
     <w:p>
@@ -2202,7 +2362,7 @@
           <w:sz w:val="20"/>
           <w:szCs w:val="20"/>
         </w:rPr>
-        <w:t xml:space="preserve">Figure 4 — In-Memory DAO</w:t>
+        <w:t xml:space="preserve">Figure 5 — In-Memory DAO</w:t>
       </w:r>
     </w:p>
     <w:p>
@@ -2284,7 +2444,7 @@
           <w:sz w:val="20"/>
           <w:szCs w:val="20"/>
         </w:rPr>
-        <w:t xml:space="preserve">Figure 5 — File System DAO</w:t>
+        <w:t xml:space="preserve">Figure 6 — File System DAO</w:t>
       </w:r>
     </w:p>
     <w:p>
@@ -2366,7 +2526,7 @@
           <w:sz w:val="20"/>
           <w:szCs w:val="20"/>
         </w:rPr>
-        <w:t xml:space="preserve">Figure 6 — SQL DAO (H2 via JDBC)</w:t>
+        <w:t xml:space="preserve">Figure 7 — SQL DAO (H2 via JDBC)</w:t>
       </w:r>
     </w:p>
     <w:p>
@@ -2448,7 +2608,7 @@
           <w:sz w:val="20"/>
           <w:szCs w:val="20"/>
         </w:rPr>
-        <w:t xml:space="preserve">Figure 7 — Package-level architectural overview</w:t>
+        <w:t xml:space="preserve">Figure 8 — Package-level architectural overview</w:t>
       </w:r>
     </w:p>
     <w:p>
@@ -2539,7 +2699,7 @@
           <w:sz w:val="20"/>
           <w:szCs w:val="20"/>
         </w:rPr>
-        <w:t xml:space="preserve">Figure 8 — Observer and Strategy applied to Ride and cost calculation</w:t>
+        <w:t xml:space="preserve">Figure 9 — Observer and Strategy applied to Ride and cost calculation</w:t>
       </w:r>
     </w:p>
     <w:p>
@@ -2616,7 +2776,7 @@
         <w:spacing w:after="160"/>
       </w:pPr>
       <w:r>
-        <w:t xml:space="preserve">The State Pattern models the lifecycle of a ride. The RideState interface defines the four concrete states a Ride can take on (AvailableState, FullState, CompletedState, CancelledState), and every transition is triggered exclusively by a method on Ride itself (bookSeat, cancelSeat, complete, cancel), so the state field can never diverge from the actual number of available seats or from disallowed transitions (the two terminal states, COMPLETED and CANCELLED, reject any further transition). The Booking entity instead adopts a lighter approach: a textual state with transitions validated directly by its own confirm()/reject()/cancel() methods, without a dedicated State class hierarchy. The static RideState.fromStatus(String) method, shared by the File System and SQL DAOs, rebuilds the concrete state from the label stored on disk, logging any unrecognized value instead of silently ignoring it.</w:t>
+        <w:t xml:space="preserve">The State Pattern models the lifecycle of a ride. The RideState interface defines the four concrete states a Ride can take on (AvailableState, FullState, CompletedState, CancelledState), and every transition is triggered exclusively by a method on Ride itself (bookSeat, cancelSeat, complete, cancel), so the state field can never diverge from the actual number of available seats or from disallowed transitions (the two terminal states, COMPLETED and CANCELLED, reject any further transition). The Booking entity instead adopts a lighter approach: a textual state with transitions validated directly by its own confirm()/reject()/cancel()/expire() methods, without a dedicated State class hierarchy. The static RideState.fromStatus(String) method, shared by the File System and SQL DAOs, rebuilds the concrete state from the label stored on disk, logging any unrecognized value instead of silently ignoring it.</w:t>
       </w:r>
     </w:p>
     <w:p>
@@ -2673,7 +2833,7 @@
         <w:spacing w:after="160"/>
       </w:pPr>
       <w:r>
-        <w:t xml:space="preserve">The following activity diagram describes the main flow of a booking request, from the ride search to the driver's confirmation, rejection, or automatic expiration if no response arrives within 24 hours:</w:t>
+        <w:t xml:space="preserve">The following activity diagram describes the Request Booking use case. After the search, the system validates the request and, when it is valid, reserves the seat and creates the booking. A fork then starts two concurrent flows: waiting for the driver's response and a 24-hour timer; after the join, the decision distinguishes the expiry of the timer from the driver's confirmation or rejection. In the code, the expiry is evaluated by RequestExpiry whenever the bookings of a ride are read, without a background thread:</w:t>
       </w:r>
     </w:p>
     <w:p>
@@ -2684,7 +2844,7 @@
       <w:r>
         <w:drawing>
           <wp:inline distT="0" distB="0" distL="0" distR="0">
-            <wp:extent cx="5213563" cy="8500000"/>
+            <wp:extent cx="3538728" cy="7871864"/>
             <wp:effectExtent t="0" r="0" b="0" l="0"/>
             <wp:docPr id="1" name="" descr="" title=""/>
             <wp:cNvGraphicFramePr>
@@ -2709,7 +2869,7 @@
                   <pic:spPr bwMode="auto">
                     <a:xfrm>
                       <a:off x="0" y="0"/>
-                      <a:ext cx="5213563" cy="8500000"/>
+                      <a:ext cx="3538728" cy="7871864"/>
                     </a:xfrm>
                     <a:prstGeom prst="rect">
                       <a:avLst/>
@@ -2735,7 +2895,7 @@
           <w:sz w:val="20"/>
           <w:szCs w:val="20"/>
         </w:rPr>
-        <w:t xml:space="preserve">Figure 9 — Activity diagram of the main application flow</w:t>
+        <w:t xml:space="preserve">Figure 10 — Activity diagram of the Request Booking use case</w:t>
       </w:r>
     </w:p>
     <w:p>
@@ -2752,7 +2912,7 @@
         <w:spacing w:after="160"/>
       </w:pPr>
       <w:r>
-        <w:t xml:space="preserve">The system's main branch is described in the following sequence diagram, extended from login to the booking request: the student logs in (LoginController verifies the credentials via StudentDAO and opens the session), navigates to 'Cerca Passaggio', obtains the available results from RideDAO, and finally selects a ride. SearchRideController validates the request against the session and the Ride's state, reserves the seat, creates a Booking in the REQUESTED state and persists it; the notifications to the passenger and to the driver (Observer Pattern) are both modeled as asynchronous calls.</w:t>
+        <w:t xml:space="preserve">The system's main branch is described in the following sequence diagram, extended from login to the booking request. It opens with the usual chain of synchronous «create» calls from the actor to the controllers; the student then logs in (the UserBean is filled by the Boundary, LoginController verifies the PBKDF2 hash via StudentDAO and opens the session), navigates to 'Cerca Passaggio' and obtains the available results from RideDAO. When a ride is selected, SearchRideController reads the session, expires the requests older than 24 hours, validates the request, reserves the seat on Ride, creates a Booking in the REQUESTED state and persists it. Synchronous calls are drawn with a solid line and a filled arrowhead, returns with a dashed line, and the Observer notification sent by Ride with a solid line and an open arrowhead (asynchronous call).</w:t>
       </w:r>
     </w:p>
     <w:p>
@@ -2763,7 +2923,7 @@
       <w:r>
         <w:drawing>
           <wp:inline distT="0" distB="0" distL="0" distR="0">
-            <wp:extent cx="5715000" cy="3907194"/>
+            <wp:extent cx="5715000" cy="3841588"/>
             <wp:effectExtent t="0" r="0" b="0" l="0"/>
             <wp:docPr id="1" name="" descr="" title=""/>
             <wp:cNvGraphicFramePr>
@@ -2788,7 +2948,7 @@
                   <pic:spPr bwMode="auto">
                     <a:xfrm>
                       <a:off x="0" y="0"/>
-                      <a:ext cx="5715000" cy="3907194"/>
+                      <a:ext cx="5715000" cy="3841588"/>
                     </a:xfrm>
                     <a:prstGeom prst="rect">
                       <a:avLst/>
@@ -2814,7 +2974,7 @@
           <w:sz w:val="20"/>
           <w:szCs w:val="20"/>
         </w:rPr>
-        <w:t xml:space="preserve">Figure 10 — Sequence Diagram of the login → search → booking request flow</w:t>
+        <w:t xml:space="preserve">Figure 11 — Sequence Diagram of the login → search → booking request flow</w:t>
       </w:r>
     </w:p>
     <w:p>
@@ -2831,7 +2991,7 @@
         <w:spacing w:after="160"/>
       </w:pPr>
       <w:r>
-        <w:t xml:space="preserve">Two state machines govern the system. The first describes the lifecycle of a Ride:</w:t>
+        <w:t xml:space="preserve">Two state machines govern the system. The first describes the lifecycle of a Ride: while seats remain, bookSeat() and cancelSeat() keep the ride AVAILABLE; booking the last seat moves it to FULL, and freeing one brings it back to AVAILABLE. Completing the ride rejects its pending requests, while cancelling it cancels the bookings and notifies the passengers:</w:t>
       </w:r>
     </w:p>
     <w:p>
@@ -2842,7 +3002,7 @@
       <w:r>
         <w:drawing>
           <wp:inline distT="0" distB="0" distL="0" distR="0">
-            <wp:extent cx="4572000" cy="3695928"/>
+            <wp:extent cx="5303520" cy="2705878"/>
             <wp:effectExtent t="0" r="0" b="0" l="0"/>
             <wp:docPr id="1" name="" descr="" title=""/>
             <wp:cNvGraphicFramePr>
@@ -2867,7 +3027,7 @@
                   <pic:spPr bwMode="auto">
                     <a:xfrm>
                       <a:off x="0" y="0"/>
-                      <a:ext cx="4572000" cy="3695928"/>
+                      <a:ext cx="5303520" cy="2705878"/>
                     </a:xfrm>
                     <a:prstGeom prst="rect">
                       <a:avLst/>
@@ -2893,15 +3053,15 @@
           <w:sz w:val="20"/>
           <w:szCs w:val="20"/>
         </w:rPr>
-        <w:t xml:space="preserve">Figure 11 — State Diagram of Ride</w:t>
-      </w:r>
-    </w:p>
-    <w:p>
-      <w:pPr>
-        <w:spacing w:after="160"/>
-      </w:pPr>
-      <w:r>
-        <w:t xml:space="preserve">The second describes the lifecycle of a Booking. Both rejection and cancellation trigger the release of the seat reserved on the associated Ride:</w:t>
+        <w:t xml:space="preserve">Figure 12 — State Diagram of Ride</w:t>
+      </w:r>
+    </w:p>
+    <w:p>
+      <w:pPr>
+        <w:spacing w:after="160"/>
+      </w:pPr>
+      <w:r>
+        <w:t xml:space="preserve">The second describes the lifecycle of a Booking. Rejection, cancellation by the passenger and expiry release the seat reserved on the associated Ride; the after(24 h) time event models the automatic expiry of a request left unanswered, while rideCompleted() and rideCancelled() are the effects of the driver completing or cancelling the whole ride:</w:t>
       </w:r>
     </w:p>
     <w:p>
@@ -2912,7 +3072,7 @@
       <w:r>
         <w:drawing>
           <wp:inline distT="0" distB="0" distL="0" distR="0">
-            <wp:extent cx="3657600" cy="2748215"/>
+            <wp:extent cx="5715000" cy="2106677"/>
             <wp:effectExtent t="0" r="0" b="0" l="0"/>
             <wp:docPr id="1" name="" descr="" title=""/>
             <wp:cNvGraphicFramePr>
@@ -2937,7 +3097,7 @@
                   <pic:spPr bwMode="auto">
                     <a:xfrm>
                       <a:off x="0" y="0"/>
-                      <a:ext cx="3657600" cy="2748215"/>
+                      <a:ext cx="5715000" cy="2106677"/>
                     </a:xfrm>
                     <a:prstGeom prst="rect">
                       <a:avLst/>
@@ -2963,7 +3123,7 @@
           <w:sz w:val="20"/>
           <w:szCs w:val="20"/>
         </w:rPr>
-        <w:t xml:space="preserve">Figure 12 — State Diagram of Booking</w:t>
+        <w:t xml:space="preserve">Figure 13 — State Diagram of Booking</w:t>
       </w:r>
     </w:p>
     <w:p>
@@ -3433,6 +3593,102 @@
           </w:p>
         </w:tc>
       </w:tr>
+      <w:tr>
+        <w:tc>
+          <w:tcPr>
+            <w:tcW w:type="pct" w:w="35%"/>
+            <w:tcMar>
+              <w:top w:type="dxa" w:w="80"/>
+              <w:left w:type="dxa" w:w="120"/>
+              <w:bottom w:type="dxa" w:w="80"/>
+              <w:right w:type="dxa" w:w="120"/>
+            </w:tcMar>
+            <w:vAlign w:val="center"/>
+          </w:tcPr>
+          <w:p>
+            <w:r>
+              <w:rPr>
+                <w:b w:val="false"/>
+                <w:bCs w:val="false"/>
+                <w:sz w:val="20"/>
+                <w:szCs w:val="20"/>
+              </w:rPr>
+              <w:t xml:space="preserve">ManageRidesControllerTest</w:t>
+            </w:r>
+          </w:p>
+        </w:tc>
+        <w:tc>
+          <w:tcPr>
+            <w:tcW w:type="pct" w:w="65%"/>
+            <w:tcMar>
+              <w:top w:type="dxa" w:w="80"/>
+              <w:left w:type="dxa" w:w="120"/>
+              <w:bottom w:type="dxa" w:w="80"/>
+              <w:right w:type="dxa" w:w="120"/>
+            </w:tcMar>
+            <w:vAlign w:val="center"/>
+          </w:tcPr>
+          <w:p>
+            <w:r>
+              <w:rPr>
+                <w:b w:val="false"/>
+                <w:bCs w:val="false"/>
+                <w:sz w:val="20"/>
+                <w:szCs w:val="20"/>
+              </w:rPr>
+              <w:t xml:space="preserve">confirm/reject workflow; cancelling a ride cancels its bookings and completing it rejects pending requests; a request left unanswered for more than 24 hours expires, frees the seat and can no longer be confirmed</w:t>
+            </w:r>
+          </w:p>
+        </w:tc>
+      </w:tr>
+      <w:tr>
+        <w:tc>
+          <w:tcPr>
+            <w:tcW w:type="pct" w:w="35%"/>
+            <w:tcMar>
+              <w:top w:type="dxa" w:w="80"/>
+              <w:left w:type="dxa" w:w="120"/>
+              <w:bottom w:type="dxa" w:w="80"/>
+              <w:right w:type="dxa" w:w="120"/>
+            </w:tcMar>
+            <w:vAlign w:val="center"/>
+          </w:tcPr>
+          <w:p>
+            <w:r>
+              <w:rPr>
+                <w:b w:val="false"/>
+                <w:bCs w:val="false"/>
+                <w:sz w:val="20"/>
+                <w:szCs w:val="20"/>
+              </w:rPr>
+              <w:t xml:space="preserve">OfferRideControllerTest, LoginControllerTest</w:t>
+            </w:r>
+          </w:p>
+        </w:tc>
+        <w:tc>
+          <w:tcPr>
+            <w:tcW w:type="pct" w:w="65%"/>
+            <w:tcMar>
+              <w:top w:type="dxa" w:w="80"/>
+              <w:left w:type="dxa" w:w="120"/>
+              <w:bottom w:type="dxa" w:w="80"/>
+              <w:right w:type="dxa" w:w="120"/>
+            </w:tcMar>
+            <w:vAlign w:val="center"/>
+          </w:tcPr>
+          <w:p>
+            <w:r>
+              <w:rPr>
+                <w:b w:val="false"/>
+                <w:bCs w:val="false"/>
+                <w:sz w:val="20"/>
+                <w:szCs w:val="20"/>
+              </w:rPr>
+              <w:t xml:space="preserve">format checks performed by the Beans (time, date, numbers, commas, username, password, phone) separated from the business rules checked by the controllers (date not in the past, duplicate username)</w:t>
+            </w:r>
+          </w:p>
+        </w:tc>
+      </w:tr>
     </w:tbl>
     <w:p>
       <w:pPr>
@@ -3476,7 +3732,7 @@
         <w:spacing w:after="160"/>
       </w:pPr>
       <w:r>
-        <w:t xml:space="preserve">Each Controller method declares a dedicated checked exception (RideActionException, RideNotFoundException, UserNotAuthorizedException, UserNotFoundException) with a descriptive message in Italian — the application's actual UI language — which the Boundary catches and displays as an inline red label in the GUI or as an error line on the console in the CLI. The exception is therefore not simply propagated: it is handled entirely by the layer that owns the user interaction. The messages currently defined are as follows:</w:t>
+        <w:t xml:space="preserve">Exceptions follow the MVC scheme of the course: they arise in the lower layers and are caught by the graphic controller, which turns them into a message for the user. Format errors are detected by the input Beans, whose setters throw the checked InvalidInputException; business-rule violations are detected by the application controllers, whose methods declare a dedicated checked exception (RideActionException, RideNotFoundException, UserNotAuthorizedException, UserNotFoundException). Every message is in Italian — the application's actual UI language — and the Boundary displays it as an inline red label in the GUI or as an error line on the console in the CLI. The exception is therefore not simply propagated: it is handled entirely by the layer that owns the user interaction. The messages currently defined are as follows:</w:t>
       </w:r>
     </w:p>
     <w:p>
@@ -3724,6 +3980,32 @@
       </w:pPr>
       <w:r>
         <w:t xml:space="preserve">"Questa corsa non è più prenotabile: è stata annullata o completata." — booking attempted on a ride in a terminal state (a full ride is instead reported as 'Posti esauriti!').</w:t>
+      </w:r>
+    </w:p>
+    <w:p>
+      <w:pPr>
+        <w:pStyle w:val="ListParagraph"/>
+        <w:numPr>
+          <w:ilvl w:val="0"/>
+          <w:numId w:val="1"/>
+        </w:numPr>
+        <w:spacing w:after="80"/>
+      </w:pPr>
+      <w:r>
+        <w:t xml:space="preserve">"La richiesta è scaduta: sono trascorse 24 ore senza risposta." — the driver tried to answer a request after its expiry.</w:t>
+      </w:r>
+    </w:p>
+    <w:p>
+      <w:pPr>
+        <w:pStyle w:val="ListParagraph"/>
+        <w:numPr>
+          <w:ilvl w:val="0"/>
+          <w:numId w:val="1"/>
+        </w:numPr>
+        <w:spacing w:after="80"/>
+      </w:pPr>
+      <w:r>
+        <w:t xml:space="preserve">"Inserisci lo username." / "Inserisci la password." / "Il numero di posti deve essere un numero intero." / "Il costo base deve essere un numero (es. 12.50)." — format errors detected by the Beans.</w:t>
       </w:r>
     </w:p>
     <w:p>
@@ -4002,7 +4284,7 @@
                 <w:sz w:val="20"/>
                 <w:szCs w:val="20"/>
               </w:rPr>
-              <w:t xml:space="preserve">id, rideId, passengerUsername, state</w:t>
+              <w:t xml:space="preserve">id, rideId, passengerUsername, state, requestedAt (optional, time of the request in milliseconds)</w:t>
             </w:r>
           </w:p>
         </w:tc>
@@ -4286,7 +4568,7 @@
                 <w:sz w:val="20"/>
                 <w:szCs w:val="20"/>
               </w:rPr>
-              <w:t xml:space="preserve">id (key), ride_id, passenger_username, state</w:t>
+              <w:t xml:space="preserve">id (key), ride_id, passenger_username, state, requested_at</w:t>
             </w:r>
           </w:p>
         </w:tc>
@@ -4899,7 +5181,7 @@
         <w:spacing w:after="80"/>
       </w:pPr>
       <w:r>
-        <w:t xml:space="preserve">No empty catch blocks — every catch either logs via LoggerCustom or re-throws with additional context.</w:t>
+        <w:t xml:space="preserve">No empty catch blocks — every catch handles the error explicitly (a message for the user or a safe fallback value), logs it via LoggerCustom, or re-throws it with additional context.</w:t>
       </w:r>
     </w:p>
     <w:p>

--- a/docs/UniRide_Technical_Documentation.docx
+++ b/docs/UniRide_Technical_Documentation.docx
@@ -4604,7 +4604,7 @@
         <w:spacing w:after="160"/>
       </w:pPr>
       <w:r>
-        <w:t xml:space="preserve">The current state of the quality gate, verified through SonarCloud's public API, is as follows:</w:t>
+        <w:t xml:space="preserve">The current state of the quality gate (passed), verified through SonarCloud's public API on the latest analysis of the default branch, is as follows:</w:t>
       </w:r>
     </w:p>
     <w:tbl>
@@ -5048,7 +5048,7 @@
                 <w:sz w:val="20"/>
                 <w:szCs w:val="20"/>
               </w:rPr>
-              <w:t xml:space="preserve">~86% (Controller/Model/DAO; Boundary excluded, see note)</w:t>
+              <w:t xml:space="preserve">~83% (Controller/Model/DAO; Boundary excluded, see note)</w:t>
             </w:r>
           </w:p>
         </w:tc>
@@ -5119,7 +5119,7 @@
                 <w:sz w:val="20"/>
                 <w:szCs w:val="20"/>
               </w:rPr>
-              <w:t xml:space="preserve">6.7% (not required by the course, see note)</w:t>
+              <w:t xml:space="preserve">4.8% (not required by the course, see note)</w:t>
             </w:r>
           </w:p>
         </w:tc>

--- a/docs/UniRide_Technical_Documentation.docx
+++ b/docs/UniRide_Technical_Documentation.docx
@@ -193,7 +193,7 @@
       <w:r>
         <w:t xml:space="preserve">3.2. Class Diagram — Design Level</w:t>
         <w:ptab w:alignment="right" w:relativeTo="margin" w:leader="dot"/>
-        <w:t xml:space="preserve">15</w:t>
+        <w:t xml:space="preserve">14</w:t>
       </w:r>
     </w:p>
     <w:p>
@@ -204,7 +204,7 @@
       <w:r>
         <w:t xml:space="preserve">3.3. Design Patterns</w:t>
         <w:ptab w:alignment="right" w:relativeTo="margin" w:leader="dot"/>
-        <w:t xml:space="preserve">16</w:t>
+        <w:t xml:space="preserve">15</w:t>
       </w:r>
     </w:p>
     <w:p>
@@ -215,7 +215,7 @@
       <w:r>
         <w:t xml:space="preserve">3.4. Activity Diagram</w:t>
         <w:ptab w:alignment="right" w:relativeTo="margin" w:leader="dot"/>
-        <w:t xml:space="preserve">17</w:t>
+        <w:t xml:space="preserve">16</w:t>
       </w:r>
     </w:p>
     <w:p>
@@ -226,7 +226,7 @@
       <w:r>
         <w:t xml:space="preserve">3.5. Sequence Diagram</w:t>
         <w:ptab w:alignment="right" w:relativeTo="margin" w:leader="dot"/>
-        <w:t xml:space="preserve">19</w:t>
+        <w:t xml:space="preserve">18</w:t>
       </w:r>
     </w:p>
     <w:p>
@@ -237,7 +237,7 @@
       <w:r>
         <w:t xml:space="preserve">3.6. State Diagram</w:t>
         <w:ptab w:alignment="right" w:relativeTo="margin" w:leader="dot"/>
-        <w:t xml:space="preserve">19</w:t>
+        <w:t xml:space="preserve">18</w:t>
       </w:r>
     </w:p>
     <w:p>
@@ -248,7 +248,7 @@
       <w:r>
         <w:t xml:space="preserve">4. TESTING</w:t>
         <w:ptab w:alignment="right" w:relativeTo="margin" w:leader="dot"/>
-        <w:t xml:space="preserve">20</w:t>
+        <w:t xml:space="preserve">19</w:t>
       </w:r>
     </w:p>
     <w:p>
@@ -259,7 +259,7 @@
       <w:r>
         <w:t xml:space="preserve">5. EXCEPTIONS</w:t>
         <w:ptab w:alignment="right" w:relativeTo="margin" w:leader="dot"/>
-        <w:t xml:space="preserve">21</w:t>
+        <w:t xml:space="preserve">20</w:t>
       </w:r>
     </w:p>
     <w:p>
@@ -270,7 +270,7 @@
       <w:r>
         <w:t xml:space="preserve">6. DATABASES</w:t>
         <w:ptab w:alignment="right" w:relativeTo="margin" w:leader="dot"/>
-        <w:t xml:space="preserve">23</w:t>
+        <w:t xml:space="preserve">22</w:t>
       </w:r>
     </w:p>
     <w:p>
@@ -281,7 +281,7 @@
       <w:r>
         <w:t xml:space="preserve">7. SONARCLOUD</w:t>
         <w:ptab w:alignment="right" w:relativeTo="margin" w:leader="dot"/>
-        <w:t xml:space="preserve">24</w:t>
+        <w:t xml:space="preserve">23</w:t>
       </w:r>
     </w:p>
     <w:p>
@@ -2229,7 +2229,7 @@
       <w:r>
         <w:drawing>
           <wp:inline distT="0" distB="0" distL="0" distR="0">
-            <wp:extent cx="5334000" cy="3638550"/>
+            <wp:extent cx="5715000" cy="1785938"/>
             <wp:effectExtent t="0" r="0" b="0" l="0"/>
             <wp:docPr id="1" name="" descr="" title=""/>
             <wp:cNvGraphicFramePr>
@@ -2254,7 +2254,7 @@
                   <pic:spPr bwMode="auto">
                     <a:xfrm>
                       <a:off x="0" y="0"/>
-                      <a:ext cx="5334000" cy="3638550"/>
+                      <a:ext cx="5715000" cy="1785938"/>
                     </a:xfrm>
                     <a:prstGeom prst="rect">
                       <a:avLst/>
@@ -2311,7 +2311,7 @@
       <w:r>
         <w:drawing>
           <wp:inline distT="0" distB="0" distL="0" distR="0">
-            <wp:extent cx="5715000" cy="3571875"/>
+            <wp:extent cx="5486400" cy="3470988"/>
             <wp:effectExtent t="0" r="0" b="0" l="0"/>
             <wp:docPr id="1" name="" descr="" title=""/>
             <wp:cNvGraphicFramePr>
@@ -2336,7 +2336,7 @@
                   <pic:spPr bwMode="auto">
                     <a:xfrm>
                       <a:off x="0" y="0"/>
-                      <a:ext cx="5715000" cy="3571875"/>
+                      <a:ext cx="5486400" cy="3470988"/>
                     </a:xfrm>
                     <a:prstGeom prst="rect">
                       <a:avLst/>
@@ -2393,7 +2393,7 @@
       <w:r>
         <w:drawing>
           <wp:inline distT="0" distB="0" distL="0" distR="0">
-            <wp:extent cx="5715000" cy="1581150"/>
+            <wp:extent cx="5715000" cy="1698463"/>
             <wp:effectExtent t="0" r="0" b="0" l="0"/>
             <wp:docPr id="1" name="" descr="" title=""/>
             <wp:cNvGraphicFramePr>
@@ -2418,7 +2418,7 @@
                   <pic:spPr bwMode="auto">
                     <a:xfrm>
                       <a:off x="0" y="0"/>
-                      <a:ext cx="5715000" cy="1581150"/>
+                      <a:ext cx="5715000" cy="1698463"/>
                     </a:xfrm>
                     <a:prstGeom prst="rect">
                       <a:avLst/>
@@ -2475,7 +2475,7 @@
       <w:r>
         <w:drawing>
           <wp:inline distT="0" distB="0" distL="0" distR="0">
-            <wp:extent cx="5715000" cy="1876425"/>
+            <wp:extent cx="5715000" cy="1960886"/>
             <wp:effectExtent t="0" r="0" b="0" l="0"/>
             <wp:docPr id="1" name="" descr="" title=""/>
             <wp:cNvGraphicFramePr>
@@ -2500,7 +2500,7 @@
                   <pic:spPr bwMode="auto">
                     <a:xfrm>
                       <a:off x="0" y="0"/>
-                      <a:ext cx="5715000" cy="1876425"/>
+                      <a:ext cx="5715000" cy="1960886"/>
                     </a:xfrm>
                     <a:prstGeom prst="rect">
                       <a:avLst/>
@@ -2557,7 +2557,7 @@
       <w:r>
         <w:drawing>
           <wp:inline distT="0" distB="0" distL="0" distR="0">
-            <wp:extent cx="5715000" cy="6162675"/>
+            <wp:extent cx="5715000" cy="2376390"/>
             <wp:effectExtent t="0" r="0" b="0" l="0"/>
             <wp:docPr id="1" name="" descr="" title=""/>
             <wp:cNvGraphicFramePr>
@@ -2582,7 +2582,7 @@
                   <pic:spPr bwMode="auto">
                     <a:xfrm>
                       <a:off x="0" y="0"/>
-                      <a:ext cx="5715000" cy="6162675"/>
+                      <a:ext cx="5715000" cy="2376390"/>
                     </a:xfrm>
                     <a:prstGeom prst="rect">
                       <a:avLst/>

--- a/docs/UniRide_Technical_Documentation.docx
+++ b/docs/UniRide_Technical_Documentation.docx
@@ -405,7 +405,7 @@
         <w:spacing w:after="160"/>
       </w:pPr>
       <w:r>
-        <w:t xml:space="preserve">The system manages the complete lifecycle of a Ride (AVAILABLE, FULL, COMPLETED, CANCELLED, via the State Pattern) and of a Booking (REQUESTED, CONFIRMED, REJECTED, CANCELLED), notifying the involved passengers at every relevant transition via the Observer Pattern.</w:t>
+        <w:t xml:space="preserve">The system manages the complete lifecycle of a Ride (AVAILABLE, FULL, COMPLETED, CANCELLED, via the State Pattern) and of a Booking (REQUESTED, CONFIRMED, REJECTED, CANCELLED, EXPIRED); when the driver cancels a ride, the bookings of its passengers are updated through the Observer Pattern. The same functionalities are offered by two user interfaces, a JavaFX graphical interface and a command-line interface, and the application runs in two modes: a demo version, where all data are kept only in memory and are lost when the application is closed, and a full version, where data are persisted on CSV files or on an H2 relational database.</w:t>
       </w:r>
     </w:p>
     <w:p>
@@ -422,7 +422,7 @@
         <w:spacing w:after="160"/>
       </w:pPr>
       <w:r>
-        <w:t xml:space="preserve">The basic hardware requirement is a computer capable of running a Java Virtual Machine, plus a small amount of disk space for CSV files when the file-system persistence mode is active.</w:t>
+        <w:t xml:space="preserve">The basic hardware requirement is a computer capable of running a Java Virtual Machine, plus a small amount of disk space for the CSV files or the H2 database file when a persistent mode is active.</w:t>
       </w:r>
     </w:p>
     <w:p>
@@ -782,7 +782,7 @@
                 <w:sz w:val="20"/>
                 <w:szCs w:val="20"/>
               </w:rPr>
-              <w:t xml:space="preserve">About 50 MB (JAR plus any CSV files)</w:t>
+              <w:t xml:space="preserve">About 50 MB (JAR plus the CSV files or the H2 database file)</w:t>
             </w:r>
           </w:p>
         </w:tc>
@@ -882,7 +882,7 @@
         <w:spacing w:after="160"/>
       </w:pPr>
       <w:r>
-        <w:t xml:space="preserve">GoMore is a Scandinavian ride-sharing platform that also supports peer-to-peer car rental. In its favor, it offers flexible ride listings and a clean, modern mobile interface. However, it lacks features tied to an academic community (no university filter, no student verification), imposes a subscription model on drivers, and offers no offline or in-memory demo mode, making it a poor reference for a BCE-style Java desktop application.</w:t>
+        <w:t xml:space="preserve">GoMore is a Scandinavian ride-sharing platform that also supports peer-to-peer car rental. Pros: flexible ride listings and a clean, modern mobile interface. Cons: it lacks features tied to an academic community (no university filter, no student verification), it imposes a subscription model on drivers, and it does not suggest routes based on where the user lives or studies.</w:t>
       </w:r>
     </w:p>
     <w:p>
@@ -998,7 +998,7 @@
           </w:p>
           <w:p>
             <w:r>
-              <w:t xml:space="preserve">As a Student, I want to search for available rides by filtering on departure and destination, so I can quickly find a suitable ride without scrolling through irrelevant offers.</w:t>
+              <w:t xml:space="preserve">As a Student, I want to search for available rides by filtering on departure and destination, so that I can quickly find a suitable ride without scrolling through irrelevant offers.</w:t>
             </w:r>
           </w:p>
         </w:tc>
@@ -1053,7 +1053,7 @@
           </w:p>
           <w:p>
             <w:r>
-              <w:t xml:space="preserve">As a Student, I want to request a seat on a ride and be notified when the driver confirms or rejects it, so I always know the real status of my booking.</w:t>
+              <w:t xml:space="preserve">As a Student, I want to request a seat on a ride and see when the driver confirms or rejects it, so that I always know the real status of my booking.</w:t>
             </w:r>
           </w:p>
         </w:tc>
@@ -1108,7 +1108,7 @@
           </w:p>
           <w:p>
             <w:r>
-              <w:t xml:space="preserve">As a Student driver, I want to be able to confirm or reject incoming booking requests, mark a ride as completed, or cancel it even with passengers already on board, so I have full control over my ride.</w:t>
+              <w:t xml:space="preserve">As a Student driver, I want to be able to confirm or reject incoming booking requests, mark a ride as completed, or cancel it even with passengers already on board, so that I have full control over my ride.</w:t>
             </w:r>
           </w:p>
         </w:tc>
@@ -1167,7 +1167,7 @@
                 <w:b/>
                 <w:bCs/>
               </w:rPr>
-              <w:t xml:space="preserve">FR-1 — Authentication</w:t>
+              <w:t xml:space="preserve">FR-1 — Registration</w:t>
             </w:r>
           </w:p>
           <w:p>
@@ -1277,7 +1277,7 @@
                 <w:b/>
                 <w:bCs/>
               </w:rPr>
-              <w:t xml:space="preserve">FR-3 — Booking</w:t>
+              <w:t xml:space="preserve">FR-3 — Ride Search</w:t>
             </w:r>
           </w:p>
           <w:p>
@@ -1430,6 +1430,21 @@
       </w:r>
       <w:r>
         <w:t xml:space="preserve"> = The lifecycle phase of a Booking (REQUESTED, CONFIRMED, REJECTED, CANCELLED, EXPIRED).</w:t>
+      </w:r>
+    </w:p>
+    <w:p>
+      <w:pPr>
+        <w:spacing w:after="100"/>
+      </w:pPr>
+      <w:r>
+        <w:rPr>
+          <w:i/>
+          <w:iCs/>
+        </w:rPr>
+        <w:t xml:space="preserve">Request Expiry</w:t>
+      </w:r>
+      <w:r>
+        <w:t xml:space="preserve"> = The automatic closing of a booking request that the driver has not answered within 24 hours: the request becomes EXPIRED and its seat is released.</w:t>
       </w:r>
     </w:p>
     <w:p>
@@ -1714,7 +1729,7 @@
         <w:spacing w:after="80"/>
       </w:pPr>
       <w:r>
-        <w:t xml:space="preserve">2) The system checks that the requester is not the ride's driver and does not already have an active request on the same ride.</w:t>
+        <w:t xml:space="preserve">2) The system expires the requests on that ride left unanswered for more than 24 hours, then checks that the requester is not the ride's driver and does not already have an active request on it.</w:t>
       </w:r>
     </w:p>
     <w:p>
@@ -1754,6 +1769,53 @@
       </w:pPr>
       <w:r>
         <w:t xml:space="preserve">5) The system shows the passenger the message 'Richiesta inviata! In attesa di conferma del guidatore.'; the request stays pending until the driver answers in the 'Le Mie Corse' use case or, after 24 hours without an answer, expires and the seat is released.</w:t>
+      </w:r>
+    </w:p>
+    <w:p>
+      <w:pPr>
+        <w:spacing w:after="160"/>
+      </w:pPr>
+      <w:r>
+        <w:t xml:space="preserve">Extensions:</w:t>
+      </w:r>
+    </w:p>
+    <w:p>
+      <w:pPr>
+        <w:pStyle w:val="ListParagraph"/>
+        <w:numPr>
+          <w:ilvl w:val="0"/>
+          <w:numId w:val="1"/>
+        </w:numPr>
+        <w:spacing w:after="80"/>
+      </w:pPr>
+      <w:r>
+        <w:t xml:space="preserve">2a. The requester is the driver of the ride, or already has an active request on it: the system shows the message 'Non puoi prenotare un posto sul passaggio che hai offerto tu stesso.' or 'Hai già una richiesta attiva per questa corsa.' and no seat is reserved.</w:t>
+      </w:r>
+    </w:p>
+    <w:p>
+      <w:pPr>
+        <w:pStyle w:val="ListParagraph"/>
+        <w:numPr>
+          <w:ilvl w:val="0"/>
+          <w:numId w:val="1"/>
+        </w:numPr>
+        <w:spacing w:after="80"/>
+      </w:pPr>
+      <w:r>
+        <w:t xml:space="preserve">3a. No seat is left on the ride: the system shows the message 'Posti esauriti!' and no booking is created.</w:t>
+      </w:r>
+    </w:p>
+    <w:p>
+      <w:pPr>
+        <w:pStyle w:val="ListParagraph"/>
+        <w:numPr>
+          <w:ilvl w:val="0"/>
+          <w:numId w:val="1"/>
+        </w:numPr>
+        <w:spacing w:after="80"/>
+      </w:pPr>
+      <w:r>
+        <w:t xml:space="preserve">3b. The ride has been cancelled or completed in the meantime: the system shows the message 'Questa corsa non è più prenotabile: è stata annullata o completata.'</w:t>
       </w:r>
     </w:p>
     <w:p>
@@ -1852,7 +1914,7 @@
         <w:spacing w:after="160"/>
       </w:pPr>
       <w:r>
-        <w:t xml:space="preserve">The login screen uses the modern design system introduced in the project: a light background with a rounded, shadowed central card, and an indigo/violet palette (#4f46e5 → #6366f1) consistent across the whole application. Two fields collect username and password. An error label, initially empty, appears in red below the fields when credentials are rejected by the LoginController. A secondary button leads to the registration form, where first and last name, username, password and — optionally — the home town/municipality (selectable from a location dropdown) are collected and validated before a Student entity is persisted.</w:t>
+        <w:t xml:space="preserve">The login screen uses the modern design system introduced in the project: a light background with a rounded, shadowed central card, and an indigo/violet palette (#4f46e5 → #6366f1) consistent across the whole application. Two fields collect username and password. An error label, initially empty, appears in red below the fields when credentials are rejected by the LoginController. A secondary button leads to the registration form, where first and last name, username, password and — optionally — the home town (selectable from a location dropdown) and the phone number are collected; the RegistrationBean checks their format before LoginController persists the new Student.</w:t>
       </w:r>
     </w:p>
     <w:p>
@@ -2370,7 +2432,7 @@
         <w:spacing w:after="160"/>
       </w:pPr>
       <w:r>
-        <w:t xml:space="preserve">The In-Memory implementations back every interface with a static HashMap shared through the MemoryStorage Singleton, indexed by entity identifier, guaranteeing constant-time access. It is the family returned in the application's default persistence mode.</w:t>
+        <w:t xml:space="preserve">The In-Memory implementations store their entities in the three HashMaps held by the MemoryStorage Singleton, indexed by entity identifier, guaranteeing constant-time access. It is the family returned in the application's default persistence mode.</w:t>
       </w:r>
     </w:p>
     <w:p>
@@ -2796,7 +2858,7 @@
         <w:spacing w:after="160"/>
       </w:pPr>
       <w:r>
-        <w:t xml:space="preserve">The Strategy Pattern encapsulates a family of interchangeable algorithms. CostStrategy declares the single method calculateCost(basePrice, numPassengers). EqualSplitStrategy divides the total cost equally between driver and passengers, while DistanceCostStrategy calculates the cost based on distance. SearchRideController dynamically chooses which strategy to instantiate based on Config.COST_STRATEGY_TYPE on every search, so the algorithm can be changed by modifying a single constant.</w:t>
+        <w:t xml:space="preserve">The Strategy Pattern encapsulates a family of interchangeable algorithms. CostStrategy declares the single method calculateCost(basePrice, numPassengers). EqualSplitStrategy divides the total cost equally between driver and passengers, while DistanceCostStrategy (selected with the DISTANCE_WEIGHTED value) makes the passengers cover 80% of the base cost, split among them, and leaves the remaining 20% to the driver. SearchRideController dynamically chooses which strategy to instantiate based on Config.COST_STRATEGY_TYPE on every search, so the algorithm can be changed by modifying a single constant.</w:t>
       </w:r>
     </w:p>
     <w:p>
@@ -3140,7 +3202,7 @@
         <w:spacing w:after="160"/>
       </w:pPr>
       <w:r>
-        <w:t xml:space="preserve">In addition to the classes that verify the domain layer and the applied patterns, the suite includes a dedicated test class for each DAO family (In-Memory, File System and SQL), so as to also cover the persistence layer and not just the business logic.</w:t>
+        <w:t xml:space="preserve">In addition to the classes that verify the domain layer and the applied patterns, the suite includes a dedicated test class for each DAO family (In-Memory, File System and SQL), so as to also cover the persistence layer and not just the business logic. Every test class reports its author in a Javadoc @author tag, as required by the course instructions.</w:t>
       </w:r>
     </w:p>
     <w:tbl>
@@ -3712,7 +3774,7 @@
         <w:spacing w:after="160"/>
       </w:pPr>
       <w:r>
-        <w:t xml:space="preserve">In exception handling, the system adopts a single consistent approach across all application Controllers.</w:t>
+        <w:t xml:space="preserve">In exception handling, the system adopts a single consistent approach across the whole application.</w:t>
       </w:r>
     </w:p>
     <w:p>
@@ -4059,7 +4121,7 @@
         <w:spacing w:after="160"/>
       </w:pPr>
       <w:r>
-        <w:t xml:space="preserve">In in-memory mode the application offers all the supported features, but all data resides exclusively in RAM and nothing is written to any persistence layer. Three HashMaps (students, rides, bookings), held inside the MemoryStorage Singleton, keep the entities indexed by identifier, guaranteeing constant-time access. When the application shuts down, all data is lost. This mode requires no configuration and is the one used by the entire JUnit test suite. Two demo users (mario.rossi and luigi.verdi, password 'password', stored like every other password as a PBKDF2 hash) are preloaded with an example location already set.</w:t>
+        <w:t xml:space="preserve">In in-memory mode the application offers all the supported features, but all data resides exclusively in RAM and nothing is written to any persistence layer. Three HashMaps (students, rides, bookings), held inside the MemoryStorage Singleton, keep the entities indexed by identifier, guaranteeing constant-time access. When the application shuts down, all data is lost. This mode requires no configuration and is the one used by the controller tests of the JUnit suite (the DAO tests of the other two families use their own storage directly). Two demo users (mario.rossi and luigi.verdi, password 'password', stored like every other password as a PBKDF2 hash) are preloaded with an example location already set.</w:t>
       </w:r>
     </w:p>
     <w:p>
@@ -4295,7 +4357,7 @@
         <w:spacing w:after="160"/>
       </w:pPr>
       <w:r>
-        <w:t xml:space="preserve">Each Fs*DAO provides thread-safe access through a dedicated explicit lock, and keeps an in-memory cache of already-parsed rows, automatically invalidated whenever the underlying file's last-modified timestamp changes, so that concurrent modifications made by another process are always detected. Every update operation rebuilds the entire in-memory list and rewrites the file in a single pass, avoiding partial or corrupted records.</w:t>
+        <w:t xml:space="preserve">Each Fs*DAO provides thread-safe access through a dedicated explicit lock, and keeps an in-memory cache of already-parsed rows, automatically invalidated whenever the underlying file's last-modified timestamp changes, so that concurrent modifications made by another process are always detected. Every update to rides and bookings rewrites the whole file from the cache in a single pass, while a new registration is simply appended to students.csv; a write error is detected and reported instead of being ignored.</w:t>
       </w:r>
     </w:p>
     <w:p>
@@ -5207,7 +5269,7 @@
         <w:spacing w:after="80"/>
       </w:pPr>
       <w:r>
-        <w:t xml:space="preserve">Immutability where possible — final constants for Booking states, final fields in the DAOs referenced by the Controllers.</w:t>
+        <w:t xml:space="preserve">Immutability where possible — final constants for Booking states and final fields wherever a field is never reassigned (rule S9438).</w:t>
       </w:r>
     </w:p>
     <w:p>

--- a/docs/UniRide_Technical_Documentation.docx
+++ b/docs/UniRide_Technical_Documentation.docx
@@ -1473,7 +1473,7 @@
       <w:r>
         <w:drawing>
           <wp:inline distT="0" distB="0" distL="0" distR="0">
-            <wp:extent cx="5715000" cy="4497705"/>
+            <wp:extent cx="5715000" cy="3924759"/>
             <wp:effectExtent t="0" r="0" b="0" l="0"/>
             <wp:docPr id="1" name="" descr="" title=""/>
             <wp:cNvGraphicFramePr>
@@ -1498,7 +1498,7 @@
                   <pic:spPr bwMode="auto">
                     <a:xfrm>
                       <a:off x="0" y="0"/>
-                      <a:ext cx="5715000" cy="4497705"/>
+                      <a:ext cx="5715000" cy="3924759"/>
                     </a:xfrm>
                     <a:prstGeom prst="rect">
                       <a:avLst/>
@@ -1524,7 +1524,15 @@
           <w:sz w:val="20"/>
           <w:szCs w:val="20"/>
         </w:rPr>
-        <w:t xml:space="preserve">Figure 1 — Use case diagram, Student actor</w:t>
+        <w:t xml:space="preserve">Figure 1 — Use case diagram: primary, secondary and external actors</w:t>
+      </w:r>
+    </w:p>
+    <w:p>
+      <w:pPr>
+        <w:spacing w:after="160"/>
+      </w:pPr>
+      <w:r>
+        <w:t xml:space="preserve">The primary actor is the Student, who registers and logs in. Driver and Passenger are secondary actors that specialize the Student (generalization): the Driver offers rides, the Passenger searches for them and requests a seat, and both manage their rides and bookings in My Rides, inherited from the Student. The DBMS (H2) and the File System (CSV) are external actors: they are the systems on which UniRide persists users, rides and bookings in the full version of the application, and they take part in every use case that writes data.</w:t>
       </w:r>
     </w:p>
     <w:p>
@@ -2139,7 +2147,7 @@
       <w:r>
         <w:drawing>
           <wp:inline distT="0" distB="0" distL="0" distR="0">
-            <wp:extent cx="5715000" cy="3520848"/>
+            <wp:extent cx="5029200" cy="5518435"/>
             <wp:effectExtent t="0" r="0" b="0" l="0"/>
             <wp:docPr id="902" name="" descr="" title=""/>
             <wp:cNvGraphicFramePr>
@@ -2164,7 +2172,7 @@
                   <pic:spPr bwMode="auto">
                     <a:xfrm>
                       <a:off x="0" y="0"/>
-                      <a:ext cx="5715000" cy="3520848"/>
+                      <a:ext cx="5029200" cy="5518435"/>
                     </a:xfrm>
                     <a:prstGeom prst="rect">
                       <a:avLst/>
@@ -2198,7 +2206,7 @@
         <w:spacing w:after="160"/>
       </w:pPr>
       <w:r>
-        <w:t xml:space="preserve">SearchRideBoundary collects the route and the selected ride and invokes SearchRideController, which realizes the internal steps of the use case: it reads the logged-in student from the Session, lets RequestExpiry expire the requests left unanswered for 24 hours, checks that the requester is not the driver and has no active request, reserves the seat on Ride (State Pattern), creates the Booking and persists both through the RideDAO and BookingDAO interfaces. Results travel back to the Boundary only as RideBean objects, never as Entities.</w:t>
+        <w:t xml:space="preserve">The VOPC is drawn top to bottom in the order of the BCE layers — Boundary, Bean, Control and Entity — and contains only the classes that take part in the Request Booking use case. SearchRideBoundary collects the route and the selected ride and invokes SearchRideController, which realizes the internal steps of the use case: it reads the logged-in student from the Session, lets RequestExpiry expire the requests left unanswered for 24 hours, checks that the requester is not the driver and has no active request, reserves the seat on Ride (State Pattern) and creates the Booking. Results travel back to the Boundary only as RideBean objects, never as Entities. Persistence goes through the DAO layer, deliberately left out of the VOPC and illustrated in Figures 4–7.</w:t>
       </w:r>
     </w:p>
     <w:p>
